--- a/backend/templates/GC/xx TREADWELL POLISH PROPOSAL - xx.docx
+++ b/backend/templates/GC/xx TREADWELL POLISH PROPOSAL - xx.docx
@@ -478,43 +478,43 @@
                                 <w:sz w:val="18"/>
                                 <w:szCs w:val="18"/>
                               </w:rPr>
-                              <w:t>5</w:t>
-                            </w:r>
-                            <w:r>
-                              <w:rPr>
-                                <w:rFonts w:ascii="Zetta Serif Book" w:hAnsi="Zetta Serif Book"/>
-                                <w:color w:val="404040" w:themeColor="text1" w:themeTint="BF"/>
-                                <w:sz w:val="18"/>
-                                <w:szCs w:val="18"/>
-                              </w:rPr>
-                              <w:t>/</w:t>
-                            </w:r>
-                            <w:r>
-                              <w:rPr>
-                                <w:rFonts w:ascii="Zetta Serif Book" w:hAnsi="Zetta Serif Book"/>
-                                <w:color w:val="404040" w:themeColor="text1" w:themeTint="BF"/>
-                                <w:sz w:val="18"/>
-                                <w:szCs w:val="18"/>
-                              </w:rPr>
-                              <w:t>1</w:t>
-                            </w:r>
-                            <w:r>
-                              <w:rPr>
-                                <w:rFonts w:ascii="Zetta Serif Book" w:hAnsi="Zetta Serif Book"/>
-                                <w:color w:val="404040" w:themeColor="text1" w:themeTint="BF"/>
-                                <w:sz w:val="18"/>
-                                <w:szCs w:val="18"/>
-                              </w:rPr>
-                              <w:t>/2</w:t>
-                            </w:r>
-                            <w:r>
-                              <w:rPr>
-                                <w:rFonts w:ascii="Zetta Serif Book" w:hAnsi="Zetta Serif Book"/>
-                                <w:color w:val="404040" w:themeColor="text1" w:themeTint="BF"/>
-                                <w:sz w:val="18"/>
-                                <w:szCs w:val="18"/>
-                              </w:rPr>
-                              <w:t>6</w:t>
+                              <w:t xml:space="preserve">{{bid_date_formatted}}</w:t>
+                            </w:r>
+                            <w:r>
+                              <w:rPr>
+                                <w:rFonts w:ascii="Zetta Serif Book" w:hAnsi="Zetta Serif Book"/>
+                                <w:color w:val="404040" w:themeColor="text1" w:themeTint="BF"/>
+                                <w:sz w:val="18"/>
+                                <w:szCs w:val="18"/>
+                              </w:rPr>
+                              <w:t/>
+                            </w:r>
+                            <w:r>
+                              <w:rPr>
+                                <w:rFonts w:ascii="Zetta Serif Book" w:hAnsi="Zetta Serif Book"/>
+                                <w:color w:val="404040" w:themeColor="text1" w:themeTint="BF"/>
+                                <w:sz w:val="18"/>
+                                <w:szCs w:val="18"/>
+                              </w:rPr>
+                              <w:t/>
+                            </w:r>
+                            <w:r>
+                              <w:rPr>
+                                <w:rFonts w:ascii="Zetta Serif Book" w:hAnsi="Zetta Serif Book"/>
+                                <w:color w:val="404040" w:themeColor="text1" w:themeTint="BF"/>
+                                <w:sz w:val="18"/>
+                                <w:szCs w:val="18"/>
+                              </w:rPr>
+                              <w:t/>
+                            </w:r>
+                            <w:r>
+                              <w:rPr>
+                                <w:rFonts w:ascii="Zetta Serif Book" w:hAnsi="Zetta Serif Book"/>
+                                <w:color w:val="404040" w:themeColor="text1" w:themeTint="BF"/>
+                                <w:sz w:val="18"/>
+                                <w:szCs w:val="18"/>
+                              </w:rPr>
+                              <w:t/>
                             </w:r>
                           </w:p>
                           <w:p>
@@ -571,43 +571,43 @@
                           <w:sz w:val="18"/>
                           <w:szCs w:val="18"/>
                         </w:rPr>
-                        <w:t>5</w:t>
-                      </w:r>
-                      <w:r>
-                        <w:rPr>
-                          <w:rFonts w:ascii="Zetta Serif Book" w:hAnsi="Zetta Serif Book"/>
-                          <w:color w:val="404040" w:themeColor="text1" w:themeTint="BF"/>
-                          <w:sz w:val="18"/>
-                          <w:szCs w:val="18"/>
-                        </w:rPr>
-                        <w:t>/</w:t>
-                      </w:r>
-                      <w:r>
-                        <w:rPr>
-                          <w:rFonts w:ascii="Zetta Serif Book" w:hAnsi="Zetta Serif Book"/>
-                          <w:color w:val="404040" w:themeColor="text1" w:themeTint="BF"/>
-                          <w:sz w:val="18"/>
-                          <w:szCs w:val="18"/>
-                        </w:rPr>
-                        <w:t>1</w:t>
-                      </w:r>
-                      <w:r>
-                        <w:rPr>
-                          <w:rFonts w:ascii="Zetta Serif Book" w:hAnsi="Zetta Serif Book"/>
-                          <w:color w:val="404040" w:themeColor="text1" w:themeTint="BF"/>
-                          <w:sz w:val="18"/>
-                          <w:szCs w:val="18"/>
-                        </w:rPr>
-                        <w:t>/2</w:t>
-                      </w:r>
-                      <w:r>
-                        <w:rPr>
-                          <w:rFonts w:ascii="Zetta Serif Book" w:hAnsi="Zetta Serif Book"/>
-                          <w:color w:val="404040" w:themeColor="text1" w:themeTint="BF"/>
-                          <w:sz w:val="18"/>
-                          <w:szCs w:val="18"/>
-                        </w:rPr>
-                        <w:t>6</w:t>
+                        <w:t xml:space="preserve">{{bid_date_formatted}}</w:t>
+                      </w:r>
+                      <w:r>
+                        <w:rPr>
+                          <w:rFonts w:ascii="Zetta Serif Book" w:hAnsi="Zetta Serif Book"/>
+                          <w:color w:val="404040" w:themeColor="text1" w:themeTint="BF"/>
+                          <w:sz w:val="18"/>
+                          <w:szCs w:val="18"/>
+                        </w:rPr>
+                        <w:t/>
+                      </w:r>
+                      <w:r>
+                        <w:rPr>
+                          <w:rFonts w:ascii="Zetta Serif Book" w:hAnsi="Zetta Serif Book"/>
+                          <w:color w:val="404040" w:themeColor="text1" w:themeTint="BF"/>
+                          <w:sz w:val="18"/>
+                          <w:szCs w:val="18"/>
+                        </w:rPr>
+                        <w:t/>
+                      </w:r>
+                      <w:r>
+                        <w:rPr>
+                          <w:rFonts w:ascii="Zetta Serif Book" w:hAnsi="Zetta Serif Book"/>
+                          <w:color w:val="404040" w:themeColor="text1" w:themeTint="BF"/>
+                          <w:sz w:val="18"/>
+                          <w:szCs w:val="18"/>
+                        </w:rPr>
+                        <w:t/>
+                      </w:r>
+                      <w:r>
+                        <w:rPr>
+                          <w:rFonts w:ascii="Zetta Serif Book" w:hAnsi="Zetta Serif Book"/>
+                          <w:color w:val="404040" w:themeColor="text1" w:themeTint="BF"/>
+                          <w:sz w:val="18"/>
+                          <w:szCs w:val="18"/>
+                        </w:rPr>
+                        <w:t/>
                       </w:r>
                     </w:p>
                     <w:p>
@@ -735,7 +735,7 @@
                                 <w:sz w:val="18"/>
                                 <w:szCs w:val="18"/>
                               </w:rPr>
-                              <w:t>Greg Ingebretson</w:t>
+                              <w:t xml:space="preserve">{{estimator_name}}</w:t>
                             </w:r>
                           </w:p>
                           <w:p>
@@ -823,7 +823,7 @@
                           <w:sz w:val="18"/>
                           <w:szCs w:val="18"/>
                         </w:rPr>
-                        <w:t>Greg Ingebretson</w:t>
+                        <w:t xml:space="preserve">{{estimator_name}}</w:t>
                       </w:r>
                     </w:p>
                     <w:p>
@@ -1625,7 +1625,7 @@
                                 <w:sz w:val="18"/>
                                 <w:szCs w:val="18"/>
                               </w:rPr>
-                              <w:t>Area:</w:t>
+                              <w:t xml:space="preserve">Area:~{{sqft}} sf of polished concrete flooring [PC] per the Finish Schedule on A900</w:t>
                             </w:r>
                             <w:r>
                               <w:rPr>
@@ -1635,16 +1635,16 @@
                                 <w:szCs w:val="18"/>
                               </w:rPr>
                               <w:tab/>
-                              <w:t>~</w:t>
-                            </w:r>
-                            <w:r>
-                              <w:rPr>
-                                <w:rFonts w:ascii="Zetta Serif Book" w:hAnsi="Zetta Serif Book"/>
-                                <w:color w:val="404040" w:themeColor="text1" w:themeTint="BF"/>
-                                <w:sz w:val="18"/>
-                                <w:szCs w:val="18"/>
-                              </w:rPr>
-                              <w:t xml:space="preserve">1,600 </w:t>
+                              <w:t/>
+                            </w:r>
+                            <w:r>
+                              <w:rPr>
+                                <w:rFonts w:ascii="Zetta Serif Book" w:hAnsi="Zetta Serif Book"/>
+                                <w:color w:val="404040" w:themeColor="text1" w:themeTint="BF"/>
+                                <w:sz w:val="18"/>
+                                <w:szCs w:val="18"/>
+                              </w:rPr>
+                              <w:t xml:space="preserve"/>
                             </w:r>
                             <w:r>
                               <w:rPr>
@@ -1653,43 +1653,43 @@
                                 <w:sz w:val="16"/>
                                 <w:szCs w:val="16"/>
                               </w:rPr>
-                              <w:t xml:space="preserve">sf </w:t>
-                            </w:r>
-                            <w:r>
-                              <w:rPr>
-                                <w:rFonts w:ascii="Zetta Serif Book" w:hAnsi="Zetta Serif Book"/>
-                                <w:color w:val="404040" w:themeColor="text1" w:themeTint="BF"/>
-                                <w:sz w:val="18"/>
-                                <w:szCs w:val="18"/>
-                              </w:rPr>
-                              <w:t xml:space="preserve">of </w:t>
-                            </w:r>
-                            <w:r>
-                              <w:rPr>
-                                <w:rFonts w:ascii="Zetta Serif Book" w:hAnsi="Zetta Serif Book"/>
-                                <w:color w:val="404040" w:themeColor="text1" w:themeTint="BF"/>
-                                <w:sz w:val="18"/>
-                                <w:szCs w:val="18"/>
-                              </w:rPr>
-                              <w:t>polished concrete</w:t>
-                            </w:r>
-                            <w:r>
-                              <w:rPr>
-                                <w:rFonts w:ascii="Zetta Serif Book" w:hAnsi="Zetta Serif Book"/>
-                                <w:color w:val="404040" w:themeColor="text1" w:themeTint="BF"/>
-                                <w:sz w:val="18"/>
-                                <w:szCs w:val="18"/>
-                              </w:rPr>
-                              <w:t xml:space="preserve"> flooring</w:t>
-                            </w:r>
-                            <w:r>
-                              <w:rPr>
-                                <w:rFonts w:ascii="Zetta Serif Book" w:hAnsi="Zetta Serif Book"/>
-                                <w:color w:val="404040" w:themeColor="text1" w:themeTint="BF"/>
-                                <w:sz w:val="18"/>
-                                <w:szCs w:val="18"/>
-                              </w:rPr>
-                              <w:t xml:space="preserve"> [</w:t>
+                              <w:t xml:space="preserve"/>
+                            </w:r>
+                            <w:r>
+                              <w:rPr>
+                                <w:rFonts w:ascii="Zetta Serif Book" w:hAnsi="Zetta Serif Book"/>
+                                <w:color w:val="404040" w:themeColor="text1" w:themeTint="BF"/>
+                                <w:sz w:val="18"/>
+                                <w:szCs w:val="18"/>
+                              </w:rPr>
+                              <w:t xml:space="preserve"/>
+                            </w:r>
+                            <w:r>
+                              <w:rPr>
+                                <w:rFonts w:ascii="Zetta Serif Book" w:hAnsi="Zetta Serif Book"/>
+                                <w:color w:val="404040" w:themeColor="text1" w:themeTint="BF"/>
+                                <w:sz w:val="18"/>
+                                <w:szCs w:val="18"/>
+                              </w:rPr>
+                              <w:t/>
+                            </w:r>
+                            <w:r>
+                              <w:rPr>
+                                <w:rFonts w:ascii="Zetta Serif Book" w:hAnsi="Zetta Serif Book"/>
+                                <w:color w:val="404040" w:themeColor="text1" w:themeTint="BF"/>
+                                <w:sz w:val="18"/>
+                                <w:szCs w:val="18"/>
+                              </w:rPr>
+                              <w:t xml:space="preserve"/>
+                            </w:r>
+                            <w:r>
+                              <w:rPr>
+                                <w:rFonts w:ascii="Zetta Serif Book" w:hAnsi="Zetta Serif Book"/>
+                                <w:color w:val="404040" w:themeColor="text1" w:themeTint="BF"/>
+                                <w:sz w:val="18"/>
+                                <w:szCs w:val="18"/>
+                              </w:rPr>
+                              <w:t xml:space="preserve"/>
                             </w:r>
                             <w:r>
                               <w:rPr>
@@ -1699,25 +1699,25 @@
                                 <w:szCs w:val="18"/>
                                 <w:highlight w:val="yellow"/>
                               </w:rPr>
-                              <w:t>PC</w:t>
-                            </w:r>
-                            <w:r>
-                              <w:rPr>
-                                <w:rFonts w:ascii="Zetta Serif Book" w:hAnsi="Zetta Serif Book"/>
-                                <w:color w:val="404040" w:themeColor="text1" w:themeTint="BF"/>
-                                <w:sz w:val="18"/>
-                                <w:szCs w:val="18"/>
-                              </w:rPr>
-                              <w:t>]</w:t>
-                            </w:r>
-                            <w:r>
-                              <w:rPr>
-                                <w:rFonts w:ascii="Zetta Serif Book" w:hAnsi="Zetta Serif Book"/>
-                                <w:color w:val="404040" w:themeColor="text1" w:themeTint="BF"/>
-                                <w:sz w:val="18"/>
-                                <w:szCs w:val="18"/>
-                              </w:rPr>
-                              <w:t xml:space="preserve"> </w:t>
+                              <w:t/>
+                            </w:r>
+                            <w:r>
+                              <w:rPr>
+                                <w:rFonts w:ascii="Zetta Serif Book" w:hAnsi="Zetta Serif Book"/>
+                                <w:color w:val="404040" w:themeColor="text1" w:themeTint="BF"/>
+                                <w:sz w:val="18"/>
+                                <w:szCs w:val="18"/>
+                              </w:rPr>
+                              <w:t/>
+                            </w:r>
+                            <w:r>
+                              <w:rPr>
+                                <w:rFonts w:ascii="Zetta Serif Book" w:hAnsi="Zetta Serif Book"/>
+                                <w:color w:val="404040" w:themeColor="text1" w:themeTint="BF"/>
+                                <w:sz w:val="18"/>
+                                <w:szCs w:val="18"/>
+                              </w:rPr>
+                              <w:t xml:space="preserve"/>
                             </w:r>
                             <w:r>
                               <w:rPr>
@@ -1726,7 +1726,7 @@
                                 <w:sz w:val="17"/>
                                 <w:szCs w:val="17"/>
                               </w:rPr>
-                              <w:t xml:space="preserve">per </w:t>
+                              <w:t xml:space="preserve"/>
                             </w:r>
                             <w:r>
                               <w:rPr>
@@ -1735,7 +1735,7 @@
                                 <w:sz w:val="17"/>
                                 <w:szCs w:val="17"/>
                               </w:rPr>
-                              <w:t xml:space="preserve">the Finish Schedule </w:t>
+                              <w:t xml:space="preserve"/>
                             </w:r>
                             <w:r>
                               <w:rPr>
@@ -1744,16 +1744,16 @@
                                 <w:sz w:val="17"/>
                                 <w:szCs w:val="17"/>
                               </w:rPr>
-                              <w:t>on</w:t>
-                            </w:r>
-                            <w:r>
-                              <w:rPr>
-                                <w:rFonts w:ascii="Zetta Serif Book" w:hAnsi="Zetta Serif Book"/>
-                                <w:color w:val="404040" w:themeColor="text1" w:themeTint="BF"/>
-                                <w:sz w:val="18"/>
-                                <w:szCs w:val="18"/>
-                              </w:rPr>
-                              <w:t xml:space="preserve"> </w:t>
+                              <w:t/>
+                            </w:r>
+                            <w:r>
+                              <w:rPr>
+                                <w:rFonts w:ascii="Zetta Serif Book" w:hAnsi="Zetta Serif Book"/>
+                                <w:color w:val="404040" w:themeColor="text1" w:themeTint="BF"/>
+                                <w:sz w:val="18"/>
+                                <w:szCs w:val="18"/>
+                              </w:rPr>
+                              <w:t xml:space="preserve"/>
                             </w:r>
                             <w:r>
                               <w:rPr>
@@ -1763,7 +1763,7 @@
                                 <w:szCs w:val="18"/>
                                 <w:highlight w:val="yellow"/>
                               </w:rPr>
-                              <w:t>A9</w:t>
+                              <w:t/>
                             </w:r>
                             <w:r>
                               <w:rPr>
@@ -1773,7 +1773,7 @@
                                 <w:szCs w:val="18"/>
                                 <w:highlight w:val="yellow"/>
                               </w:rPr>
-                              <w:t>00</w:t>
+                              <w:t/>
                             </w:r>
                           </w:p>
                           <w:p>
@@ -3431,7 +3431,7 @@
                           <w:sz w:val="18"/>
                           <w:szCs w:val="18"/>
                         </w:rPr>
-                        <w:t>Area:</w:t>
+                        <w:t xml:space="preserve">Area:~{{sqft}} sf of polished concrete flooring [PC] per the Finish Schedule on A900</w:t>
                       </w:r>
                       <w:r>
                         <w:rPr>
@@ -3441,16 +3441,16 @@
                           <w:szCs w:val="18"/>
                         </w:rPr>
                         <w:tab/>
-                        <w:t>~</w:t>
-                      </w:r>
-                      <w:r>
-                        <w:rPr>
-                          <w:rFonts w:ascii="Zetta Serif Book" w:hAnsi="Zetta Serif Book"/>
-                          <w:color w:val="404040" w:themeColor="text1" w:themeTint="BF"/>
-                          <w:sz w:val="18"/>
-                          <w:szCs w:val="18"/>
-                        </w:rPr>
-                        <w:t xml:space="preserve">1,600 </w:t>
+                        <w:t/>
+                      </w:r>
+                      <w:r>
+                        <w:rPr>
+                          <w:rFonts w:ascii="Zetta Serif Book" w:hAnsi="Zetta Serif Book"/>
+                          <w:color w:val="404040" w:themeColor="text1" w:themeTint="BF"/>
+                          <w:sz w:val="18"/>
+                          <w:szCs w:val="18"/>
+                        </w:rPr>
+                        <w:t xml:space="preserve"/>
                       </w:r>
                       <w:r>
                         <w:rPr>
@@ -3459,43 +3459,43 @@
                           <w:sz w:val="16"/>
                           <w:szCs w:val="16"/>
                         </w:rPr>
-                        <w:t xml:space="preserve">sf </w:t>
-                      </w:r>
-                      <w:r>
-                        <w:rPr>
-                          <w:rFonts w:ascii="Zetta Serif Book" w:hAnsi="Zetta Serif Book"/>
-                          <w:color w:val="404040" w:themeColor="text1" w:themeTint="BF"/>
-                          <w:sz w:val="18"/>
-                          <w:szCs w:val="18"/>
-                        </w:rPr>
-                        <w:t xml:space="preserve">of </w:t>
-                      </w:r>
-                      <w:r>
-                        <w:rPr>
-                          <w:rFonts w:ascii="Zetta Serif Book" w:hAnsi="Zetta Serif Book"/>
-                          <w:color w:val="404040" w:themeColor="text1" w:themeTint="BF"/>
-                          <w:sz w:val="18"/>
-                          <w:szCs w:val="18"/>
-                        </w:rPr>
-                        <w:t>polished concrete</w:t>
-                      </w:r>
-                      <w:r>
-                        <w:rPr>
-                          <w:rFonts w:ascii="Zetta Serif Book" w:hAnsi="Zetta Serif Book"/>
-                          <w:color w:val="404040" w:themeColor="text1" w:themeTint="BF"/>
-                          <w:sz w:val="18"/>
-                          <w:szCs w:val="18"/>
-                        </w:rPr>
-                        <w:t xml:space="preserve"> flooring</w:t>
-                      </w:r>
-                      <w:r>
-                        <w:rPr>
-                          <w:rFonts w:ascii="Zetta Serif Book" w:hAnsi="Zetta Serif Book"/>
-                          <w:color w:val="404040" w:themeColor="text1" w:themeTint="BF"/>
-                          <w:sz w:val="18"/>
-                          <w:szCs w:val="18"/>
-                        </w:rPr>
-                        <w:t xml:space="preserve"> [</w:t>
+                        <w:t xml:space="preserve"/>
+                      </w:r>
+                      <w:r>
+                        <w:rPr>
+                          <w:rFonts w:ascii="Zetta Serif Book" w:hAnsi="Zetta Serif Book"/>
+                          <w:color w:val="404040" w:themeColor="text1" w:themeTint="BF"/>
+                          <w:sz w:val="18"/>
+                          <w:szCs w:val="18"/>
+                        </w:rPr>
+                        <w:t xml:space="preserve"/>
+                      </w:r>
+                      <w:r>
+                        <w:rPr>
+                          <w:rFonts w:ascii="Zetta Serif Book" w:hAnsi="Zetta Serif Book"/>
+                          <w:color w:val="404040" w:themeColor="text1" w:themeTint="BF"/>
+                          <w:sz w:val="18"/>
+                          <w:szCs w:val="18"/>
+                        </w:rPr>
+                        <w:t/>
+                      </w:r>
+                      <w:r>
+                        <w:rPr>
+                          <w:rFonts w:ascii="Zetta Serif Book" w:hAnsi="Zetta Serif Book"/>
+                          <w:color w:val="404040" w:themeColor="text1" w:themeTint="BF"/>
+                          <w:sz w:val="18"/>
+                          <w:szCs w:val="18"/>
+                        </w:rPr>
+                        <w:t xml:space="preserve"/>
+                      </w:r>
+                      <w:r>
+                        <w:rPr>
+                          <w:rFonts w:ascii="Zetta Serif Book" w:hAnsi="Zetta Serif Book"/>
+                          <w:color w:val="404040" w:themeColor="text1" w:themeTint="BF"/>
+                          <w:sz w:val="18"/>
+                          <w:szCs w:val="18"/>
+                        </w:rPr>
+                        <w:t xml:space="preserve"/>
                       </w:r>
                       <w:r>
                         <w:rPr>
@@ -3505,25 +3505,25 @@
                           <w:szCs w:val="18"/>
                           <w:highlight w:val="yellow"/>
                         </w:rPr>
-                        <w:t>PC</w:t>
-                      </w:r>
-                      <w:r>
-                        <w:rPr>
-                          <w:rFonts w:ascii="Zetta Serif Book" w:hAnsi="Zetta Serif Book"/>
-                          <w:color w:val="404040" w:themeColor="text1" w:themeTint="BF"/>
-                          <w:sz w:val="18"/>
-                          <w:szCs w:val="18"/>
-                        </w:rPr>
-                        <w:t>]</w:t>
-                      </w:r>
-                      <w:r>
-                        <w:rPr>
-                          <w:rFonts w:ascii="Zetta Serif Book" w:hAnsi="Zetta Serif Book"/>
-                          <w:color w:val="404040" w:themeColor="text1" w:themeTint="BF"/>
-                          <w:sz w:val="18"/>
-                          <w:szCs w:val="18"/>
-                        </w:rPr>
-                        <w:t xml:space="preserve"> </w:t>
+                        <w:t/>
+                      </w:r>
+                      <w:r>
+                        <w:rPr>
+                          <w:rFonts w:ascii="Zetta Serif Book" w:hAnsi="Zetta Serif Book"/>
+                          <w:color w:val="404040" w:themeColor="text1" w:themeTint="BF"/>
+                          <w:sz w:val="18"/>
+                          <w:szCs w:val="18"/>
+                        </w:rPr>
+                        <w:t/>
+                      </w:r>
+                      <w:r>
+                        <w:rPr>
+                          <w:rFonts w:ascii="Zetta Serif Book" w:hAnsi="Zetta Serif Book"/>
+                          <w:color w:val="404040" w:themeColor="text1" w:themeTint="BF"/>
+                          <w:sz w:val="18"/>
+                          <w:szCs w:val="18"/>
+                        </w:rPr>
+                        <w:t xml:space="preserve"/>
                       </w:r>
                       <w:r>
                         <w:rPr>
@@ -3532,7 +3532,7 @@
                           <w:sz w:val="17"/>
                           <w:szCs w:val="17"/>
                         </w:rPr>
-                        <w:t xml:space="preserve">per </w:t>
+                        <w:t xml:space="preserve"/>
                       </w:r>
                       <w:r>
                         <w:rPr>
@@ -3541,7 +3541,7 @@
                           <w:sz w:val="17"/>
                           <w:szCs w:val="17"/>
                         </w:rPr>
-                        <w:t xml:space="preserve">the Finish Schedule </w:t>
+                        <w:t xml:space="preserve"/>
                       </w:r>
                       <w:r>
                         <w:rPr>
@@ -3550,16 +3550,16 @@
                           <w:sz w:val="17"/>
                           <w:szCs w:val="17"/>
                         </w:rPr>
-                        <w:t>on</w:t>
-                      </w:r>
-                      <w:r>
-                        <w:rPr>
-                          <w:rFonts w:ascii="Zetta Serif Book" w:hAnsi="Zetta Serif Book"/>
-                          <w:color w:val="404040" w:themeColor="text1" w:themeTint="BF"/>
-                          <w:sz w:val="18"/>
-                          <w:szCs w:val="18"/>
-                        </w:rPr>
-                        <w:t xml:space="preserve"> </w:t>
+                        <w:t/>
+                      </w:r>
+                      <w:r>
+                        <w:rPr>
+                          <w:rFonts w:ascii="Zetta Serif Book" w:hAnsi="Zetta Serif Book"/>
+                          <w:color w:val="404040" w:themeColor="text1" w:themeTint="BF"/>
+                          <w:sz w:val="18"/>
+                          <w:szCs w:val="18"/>
+                        </w:rPr>
+                        <w:t xml:space="preserve"/>
                       </w:r>
                       <w:r>
                         <w:rPr>
@@ -3569,7 +3569,7 @@
                           <w:szCs w:val="18"/>
                           <w:highlight w:val="yellow"/>
                         </w:rPr>
-                        <w:t>A9</w:t>
+                        <w:t/>
                       </w:r>
                       <w:r>
                         <w:rPr>
@@ -3579,7 +3579,7 @@
                           <w:szCs w:val="18"/>
                           <w:highlight w:val="yellow"/>
                         </w:rPr>
-                        <w:t>00</w:t>
+                        <w:t/>
                       </w:r>
                     </w:p>
                     <w:p>
@@ -4631,61 +4631,61 @@
                                 <w:sz w:val="20"/>
                                 <w:szCs w:val="20"/>
                               </w:rPr>
-                              <w:t xml:space="preserve">$x </w:t>
-                            </w:r>
-                            <w:r>
-                              <w:rPr>
-                                <w:rFonts w:ascii="Zetta Serif Book" w:hAnsi="Zetta Serif Book"/>
-                                <w:color w:val="404040" w:themeColor="text1" w:themeTint="BF"/>
-                                <w:sz w:val="18"/>
-                                <w:szCs w:val="18"/>
-                              </w:rPr>
-                              <w:t xml:space="preserve">– </w:t>
-                            </w:r>
-                            <w:r>
-                              <w:rPr>
-                                <w:rFonts w:ascii="Zetta Serif Book" w:hAnsi="Zetta Serif Book"/>
-                                <w:color w:val="404040" w:themeColor="text1" w:themeTint="BF"/>
-                                <w:sz w:val="18"/>
-                                <w:szCs w:val="18"/>
-                              </w:rPr>
-                              <w:t>Polished Concrete</w:t>
-                            </w:r>
-                            <w:r>
-                              <w:rPr>
-                                <w:rFonts w:ascii="Zetta Serif Book" w:hAnsi="Zetta Serif Book"/>
-                                <w:color w:val="404040" w:themeColor="text1" w:themeTint="BF"/>
-                                <w:sz w:val="18"/>
-                                <w:szCs w:val="18"/>
-                              </w:rPr>
-                              <w:t xml:space="preserve"> </w:t>
-                            </w:r>
-                            <w:r>
-                              <w:rPr>
-                                <w:rFonts w:ascii="Zetta Serif Book" w:hAnsi="Zetta Serif Book"/>
-                                <w:color w:val="404040" w:themeColor="text1" w:themeTint="BF"/>
-                                <w:sz w:val="18"/>
-                                <w:szCs w:val="18"/>
-                              </w:rPr>
-                              <w:t xml:space="preserve">&amp; Joint Filler </w:t>
-                            </w:r>
-                            <w:r>
-                              <w:rPr>
-                                <w:rFonts w:ascii="Zetta Serif Book" w:hAnsi="Zetta Serif Book"/>
-                                <w:color w:val="404040" w:themeColor="text1" w:themeTint="BF"/>
-                                <w:sz w:val="18"/>
-                                <w:szCs w:val="18"/>
-                              </w:rPr>
-                              <w:t>as described above</w:t>
-                            </w:r>
-                            <w:r>
-                              <w:rPr>
-                                <w:rFonts w:ascii="Zetta Serif Book" w:hAnsi="Zetta Serif Book"/>
-                                <w:color w:val="404040" w:themeColor="text1" w:themeTint="BF"/>
-                                <w:sz w:val="18"/>
-                                <w:szCs w:val="18"/>
-                              </w:rPr>
-                              <w:t xml:space="preserve"> </w:t>
+                              <w:t xml:space="preserve">{{base_bid_formatted}} – Polished Concrete &amp;amp; Joint Filler as described above {{base_tax_phrase}}</w:t>
+                            </w:r>
+                            <w:r>
+                              <w:rPr>
+                                <w:rFonts w:ascii="Zetta Serif Book" w:hAnsi="Zetta Serif Book"/>
+                                <w:color w:val="404040" w:themeColor="text1" w:themeTint="BF"/>
+                                <w:sz w:val="18"/>
+                                <w:szCs w:val="18"/>
+                              </w:rPr>
+                              <w:t xml:space="preserve"/>
+                            </w:r>
+                            <w:r>
+                              <w:rPr>
+                                <w:rFonts w:ascii="Zetta Serif Book" w:hAnsi="Zetta Serif Book"/>
+                                <w:color w:val="404040" w:themeColor="text1" w:themeTint="BF"/>
+                                <w:sz w:val="18"/>
+                                <w:szCs w:val="18"/>
+                              </w:rPr>
+                              <w:t/>
+                            </w:r>
+                            <w:r>
+                              <w:rPr>
+                                <w:rFonts w:ascii="Zetta Serif Book" w:hAnsi="Zetta Serif Book"/>
+                                <w:color w:val="404040" w:themeColor="text1" w:themeTint="BF"/>
+                                <w:sz w:val="18"/>
+                                <w:szCs w:val="18"/>
+                              </w:rPr>
+                              <w:t xml:space="preserve"/>
+                            </w:r>
+                            <w:r>
+                              <w:rPr>
+                                <w:rFonts w:ascii="Zetta Serif Book" w:hAnsi="Zetta Serif Book"/>
+                                <w:color w:val="404040" w:themeColor="text1" w:themeTint="BF"/>
+                                <w:sz w:val="18"/>
+                                <w:szCs w:val="18"/>
+                              </w:rPr>
+                              <w:t xml:space="preserve"/>
+                            </w:r>
+                            <w:r>
+                              <w:rPr>
+                                <w:rFonts w:ascii="Zetta Serif Book" w:hAnsi="Zetta Serif Book"/>
+                                <w:color w:val="404040" w:themeColor="text1" w:themeTint="BF"/>
+                                <w:sz w:val="18"/>
+                                <w:szCs w:val="18"/>
+                              </w:rPr>
+                              <w:t/>
+                            </w:r>
+                            <w:r>
+                              <w:rPr>
+                                <w:rFonts w:ascii="Zetta Serif Book" w:hAnsi="Zetta Serif Book"/>
+                                <w:color w:val="404040" w:themeColor="text1" w:themeTint="BF"/>
+                                <w:sz w:val="18"/>
+                                <w:szCs w:val="18"/>
+                              </w:rPr>
+                              <w:t xml:space="preserve"/>
                             </w:r>
                             <w:r>
                               <w:rPr>
@@ -4696,7 +4696,7 @@
                                 <w:sz w:val="18"/>
                                 <w:szCs w:val="18"/>
                               </w:rPr>
-                              <w:t>(</w:t>
+                              <w:t/>
                             </w:r>
                             <w:r>
                               <w:rPr>
@@ -4707,7 +4707,7 @@
                                 <w:sz w:val="17"/>
                                 <w:szCs w:val="17"/>
                               </w:rPr>
-                              <w:t xml:space="preserve">material sales </w:t>
+                              <w:t xml:space="preserve"/>
                             </w:r>
                             <w:r>
                               <w:rPr>
@@ -4718,7 +4718,7 @@
                                 <w:sz w:val="17"/>
                                 <w:szCs w:val="17"/>
                               </w:rPr>
-                              <w:t>tax</w:t>
+                              <w:t/>
                             </w:r>
                             <w:r>
                               <w:rPr>
@@ -4729,7 +4729,7 @@
                                 <w:sz w:val="18"/>
                                 <w:szCs w:val="18"/>
                               </w:rPr>
-                              <w:t xml:space="preserve"> </w:t>
+                              <w:t xml:space="preserve"/>
                             </w:r>
                             <w:r>
                               <w:rPr>
@@ -4742,7 +4742,7 @@
                                 <w:highlight w:val="yellow"/>
                                 <w:u w:val="single"/>
                               </w:rPr>
-                              <w:t>IN</w:t>
+                              <w:t/>
                             </w:r>
                             <w:r>
                               <w:rPr>
@@ -4754,7 +4754,7 @@
                                 <w:szCs w:val="18"/>
                                 <w:highlight w:val="yellow"/>
                               </w:rPr>
-                              <w:t>CLUDED</w:t>
+                              <w:t/>
                             </w:r>
                             <w:r>
                               <w:rPr>
@@ -4765,7 +4765,7 @@
                                 <w:sz w:val="18"/>
                                 <w:szCs w:val="18"/>
                               </w:rPr>
-                              <w:t>)</w:t>
+                              <w:t/>
                             </w:r>
                           </w:p>
                           <w:p>
@@ -4791,7 +4791,7 @@
                                 <w:szCs w:val="18"/>
                                 <w:highlight w:val="yellow"/>
                               </w:rPr>
-                              <w:t>$</w:t>
+                              <w:t xml:space="preserve">{{material_tax_formatted}} – Material Sales Tax</w:t>
                             </w:r>
                             <w:r>
                               <w:rPr>
@@ -4801,7 +4801,7 @@
                                 <w:szCs w:val="18"/>
                                 <w:highlight w:val="yellow"/>
                               </w:rPr>
-                              <w:t xml:space="preserve">  </w:t>
+                              <w:t xml:space="preserve"/>
                             </w:r>
                             <w:r>
                               <w:rPr>
@@ -4811,7 +4811,7 @@
                                 <w:szCs w:val="18"/>
                                 <w:highlight w:val="yellow"/>
                               </w:rPr>
-                              <w:t>x –</w:t>
+                              <w:t/>
                             </w:r>
                             <w:r>
                               <w:rPr>
@@ -4821,7 +4821,7 @@
                                 <w:szCs w:val="18"/>
                                 <w:highlight w:val="yellow"/>
                               </w:rPr>
-                              <w:t xml:space="preserve"> </w:t>
+                              <w:t xml:space="preserve"/>
                             </w:r>
                             <w:r>
                               <w:rPr>
@@ -4831,16 +4831,16 @@
                                 <w:szCs w:val="18"/>
                                 <w:highlight w:val="yellow"/>
                               </w:rPr>
-                              <w:t xml:space="preserve">Material </w:t>
-                            </w:r>
-                            <w:r>
-                              <w:rPr>
-                                <w:rFonts w:ascii="Zetta Serif Book" w:hAnsi="Zetta Serif Book"/>
-                                <w:color w:val="404040" w:themeColor="text1" w:themeTint="BF"/>
-                                <w:sz w:val="18"/>
-                                <w:szCs w:val="18"/>
-                              </w:rPr>
-                              <w:t>Sales Tax</w:t>
+                              <w:t xml:space="preserve"/>
+                            </w:r>
+                            <w:r>
+                              <w:rPr>
+                                <w:rFonts w:ascii="Zetta Serif Book" w:hAnsi="Zetta Serif Book"/>
+                                <w:color w:val="404040" w:themeColor="text1" w:themeTint="BF"/>
+                                <w:sz w:val="18"/>
+                                <w:szCs w:val="18"/>
+                              </w:rPr>
+                              <w:t/>
                             </w:r>
                           </w:p>
                           <w:p>
@@ -4867,7 +4867,7 @@
                                 <w:highlight w:val="yellow"/>
                                 <w:u w:val="single"/>
                               </w:rPr>
-                              <w:t>$</w:t>
+                              <w:t xml:space="preserve">{{tax_amount_formatted}} – Remodel Tax</w:t>
                             </w:r>
                             <w:r>
                               <w:rPr>
@@ -4878,7 +4878,7 @@
                                 <w:highlight w:val="yellow"/>
                                 <w:u w:val="single"/>
                               </w:rPr>
-                              <w:t xml:space="preserve">  </w:t>
+                              <w:t xml:space="preserve"/>
                             </w:r>
                             <w:r>
                               <w:rPr>
@@ -4889,7 +4889,7 @@
                                 <w:highlight w:val="yellow"/>
                                 <w:u w:val="single"/>
                               </w:rPr>
-                              <w:t xml:space="preserve">x </w:t>
+                              <w:t xml:space="preserve"/>
                             </w:r>
                             <w:r>
                               <w:rPr>
@@ -4899,16 +4899,16 @@
                                 <w:szCs w:val="18"/>
                                 <w:highlight w:val="yellow"/>
                               </w:rPr>
-                              <w:t>– Kansas</w:t>
-                            </w:r>
-                            <w:r>
-                              <w:rPr>
-                                <w:rFonts w:ascii="Zetta Serif Book" w:hAnsi="Zetta Serif Book"/>
-                                <w:color w:val="404040" w:themeColor="text1" w:themeTint="BF"/>
-                                <w:sz w:val="18"/>
-                                <w:szCs w:val="18"/>
-                              </w:rPr>
-                              <w:t xml:space="preserve"> Remodel Tax</w:t>
+                              <w:t/>
+                            </w:r>
+                            <w:r>
+                              <w:rPr>
+                                <w:rFonts w:ascii="Zetta Serif Book" w:hAnsi="Zetta Serif Book"/>
+                                <w:color w:val="404040" w:themeColor="text1" w:themeTint="BF"/>
+                                <w:sz w:val="18"/>
+                                <w:szCs w:val="18"/>
+                              </w:rPr>
+                              <w:t xml:space="preserve"/>
                             </w:r>
                           </w:p>
                           <w:p>
@@ -4933,16 +4933,16 @@
                                 <w:sz w:val="20"/>
                                 <w:szCs w:val="20"/>
                               </w:rPr>
-                              <w:t xml:space="preserve">$x </w:t>
-                            </w:r>
-                            <w:r>
-                              <w:rPr>
-                                <w:rFonts w:ascii="Zetta Serif Book" w:hAnsi="Zetta Serif Book"/>
-                                <w:color w:val="404040" w:themeColor="text1" w:themeTint="BF"/>
-                                <w:sz w:val="18"/>
-                                <w:szCs w:val="18"/>
-                              </w:rPr>
-                              <w:t>– Total</w:t>
+                              <w:t xml:space="preserve">{{total_formatted}} – Total</w:t>
+                            </w:r>
+                            <w:r>
+                              <w:rPr>
+                                <w:rFonts w:ascii="Zetta Serif Book" w:hAnsi="Zetta Serif Book"/>
+                                <w:color w:val="404040" w:themeColor="text1" w:themeTint="BF"/>
+                                <w:sz w:val="18"/>
+                                <w:szCs w:val="18"/>
+                              </w:rPr>
+                              <w:t/>
                             </w:r>
                           </w:p>
                           <w:p>
@@ -5571,61 +5571,61 @@
                           <w:sz w:val="20"/>
                           <w:szCs w:val="20"/>
                         </w:rPr>
-                        <w:t xml:space="preserve">$x </w:t>
-                      </w:r>
-                      <w:r>
-                        <w:rPr>
-                          <w:rFonts w:ascii="Zetta Serif Book" w:hAnsi="Zetta Serif Book"/>
-                          <w:color w:val="404040" w:themeColor="text1" w:themeTint="BF"/>
-                          <w:sz w:val="18"/>
-                          <w:szCs w:val="18"/>
-                        </w:rPr>
-                        <w:t xml:space="preserve">– </w:t>
-                      </w:r>
-                      <w:r>
-                        <w:rPr>
-                          <w:rFonts w:ascii="Zetta Serif Book" w:hAnsi="Zetta Serif Book"/>
-                          <w:color w:val="404040" w:themeColor="text1" w:themeTint="BF"/>
-                          <w:sz w:val="18"/>
-                          <w:szCs w:val="18"/>
-                        </w:rPr>
-                        <w:t>Polished Concrete</w:t>
-                      </w:r>
-                      <w:r>
-                        <w:rPr>
-                          <w:rFonts w:ascii="Zetta Serif Book" w:hAnsi="Zetta Serif Book"/>
-                          <w:color w:val="404040" w:themeColor="text1" w:themeTint="BF"/>
-                          <w:sz w:val="18"/>
-                          <w:szCs w:val="18"/>
-                        </w:rPr>
-                        <w:t xml:space="preserve"> </w:t>
-                      </w:r>
-                      <w:r>
-                        <w:rPr>
-                          <w:rFonts w:ascii="Zetta Serif Book" w:hAnsi="Zetta Serif Book"/>
-                          <w:color w:val="404040" w:themeColor="text1" w:themeTint="BF"/>
-                          <w:sz w:val="18"/>
-                          <w:szCs w:val="18"/>
-                        </w:rPr>
-                        <w:t xml:space="preserve">&amp; Joint Filler </w:t>
-                      </w:r>
-                      <w:r>
-                        <w:rPr>
-                          <w:rFonts w:ascii="Zetta Serif Book" w:hAnsi="Zetta Serif Book"/>
-                          <w:color w:val="404040" w:themeColor="text1" w:themeTint="BF"/>
-                          <w:sz w:val="18"/>
-                          <w:szCs w:val="18"/>
-                        </w:rPr>
-                        <w:t>as described above</w:t>
-                      </w:r>
-                      <w:r>
-                        <w:rPr>
-                          <w:rFonts w:ascii="Zetta Serif Book" w:hAnsi="Zetta Serif Book"/>
-                          <w:color w:val="404040" w:themeColor="text1" w:themeTint="BF"/>
-                          <w:sz w:val="18"/>
-                          <w:szCs w:val="18"/>
-                        </w:rPr>
-                        <w:t xml:space="preserve"> </w:t>
+                        <w:t xml:space="preserve">{{base_bid_formatted}} – Polished Concrete &amp;amp; Joint Filler as described above {{base_tax_phrase}}</w:t>
+                      </w:r>
+                      <w:r>
+                        <w:rPr>
+                          <w:rFonts w:ascii="Zetta Serif Book" w:hAnsi="Zetta Serif Book"/>
+                          <w:color w:val="404040" w:themeColor="text1" w:themeTint="BF"/>
+                          <w:sz w:val="18"/>
+                          <w:szCs w:val="18"/>
+                        </w:rPr>
+                        <w:t xml:space="preserve"/>
+                      </w:r>
+                      <w:r>
+                        <w:rPr>
+                          <w:rFonts w:ascii="Zetta Serif Book" w:hAnsi="Zetta Serif Book"/>
+                          <w:color w:val="404040" w:themeColor="text1" w:themeTint="BF"/>
+                          <w:sz w:val="18"/>
+                          <w:szCs w:val="18"/>
+                        </w:rPr>
+                        <w:t/>
+                      </w:r>
+                      <w:r>
+                        <w:rPr>
+                          <w:rFonts w:ascii="Zetta Serif Book" w:hAnsi="Zetta Serif Book"/>
+                          <w:color w:val="404040" w:themeColor="text1" w:themeTint="BF"/>
+                          <w:sz w:val="18"/>
+                          <w:szCs w:val="18"/>
+                        </w:rPr>
+                        <w:t xml:space="preserve"/>
+                      </w:r>
+                      <w:r>
+                        <w:rPr>
+                          <w:rFonts w:ascii="Zetta Serif Book" w:hAnsi="Zetta Serif Book"/>
+                          <w:color w:val="404040" w:themeColor="text1" w:themeTint="BF"/>
+                          <w:sz w:val="18"/>
+                          <w:szCs w:val="18"/>
+                        </w:rPr>
+                        <w:t xml:space="preserve"/>
+                      </w:r>
+                      <w:r>
+                        <w:rPr>
+                          <w:rFonts w:ascii="Zetta Serif Book" w:hAnsi="Zetta Serif Book"/>
+                          <w:color w:val="404040" w:themeColor="text1" w:themeTint="BF"/>
+                          <w:sz w:val="18"/>
+                          <w:szCs w:val="18"/>
+                        </w:rPr>
+                        <w:t/>
+                      </w:r>
+                      <w:r>
+                        <w:rPr>
+                          <w:rFonts w:ascii="Zetta Serif Book" w:hAnsi="Zetta Serif Book"/>
+                          <w:color w:val="404040" w:themeColor="text1" w:themeTint="BF"/>
+                          <w:sz w:val="18"/>
+                          <w:szCs w:val="18"/>
+                        </w:rPr>
+                        <w:t xml:space="preserve"/>
                       </w:r>
                       <w:r>
                         <w:rPr>
@@ -5636,7 +5636,7 @@
                           <w:sz w:val="18"/>
                           <w:szCs w:val="18"/>
                         </w:rPr>
-                        <w:t>(</w:t>
+                        <w:t/>
                       </w:r>
                       <w:r>
                         <w:rPr>
@@ -5647,7 +5647,7 @@
                           <w:sz w:val="17"/>
                           <w:szCs w:val="17"/>
                         </w:rPr>
-                        <w:t xml:space="preserve">material sales </w:t>
+                        <w:t xml:space="preserve"/>
                       </w:r>
                       <w:r>
                         <w:rPr>
@@ -5658,7 +5658,7 @@
                           <w:sz w:val="17"/>
                           <w:szCs w:val="17"/>
                         </w:rPr>
-                        <w:t>tax</w:t>
+                        <w:t/>
                       </w:r>
                       <w:r>
                         <w:rPr>
@@ -5669,7 +5669,7 @@
                           <w:sz w:val="18"/>
                           <w:szCs w:val="18"/>
                         </w:rPr>
-                        <w:t xml:space="preserve"> </w:t>
+                        <w:t xml:space="preserve"/>
                       </w:r>
                       <w:r>
                         <w:rPr>
@@ -5682,7 +5682,7 @@
                           <w:highlight w:val="yellow"/>
                           <w:u w:val="single"/>
                         </w:rPr>
-                        <w:t>IN</w:t>
+                        <w:t/>
                       </w:r>
                       <w:r>
                         <w:rPr>
@@ -5694,7 +5694,7 @@
                           <w:szCs w:val="18"/>
                           <w:highlight w:val="yellow"/>
                         </w:rPr>
-                        <w:t>CLUDED</w:t>
+                        <w:t/>
                       </w:r>
                       <w:r>
                         <w:rPr>
@@ -5705,7 +5705,7 @@
                           <w:sz w:val="18"/>
                           <w:szCs w:val="18"/>
                         </w:rPr>
-                        <w:t>)</w:t>
+                        <w:t/>
                       </w:r>
                     </w:p>
                     <w:p>
@@ -5731,7 +5731,7 @@
                           <w:szCs w:val="18"/>
                           <w:highlight w:val="yellow"/>
                         </w:rPr>
-                        <w:t>$</w:t>
+                        <w:t xml:space="preserve">{{material_tax_formatted}} – Material Sales Tax</w:t>
                       </w:r>
                       <w:r>
                         <w:rPr>
@@ -5741,7 +5741,7 @@
                           <w:szCs w:val="18"/>
                           <w:highlight w:val="yellow"/>
                         </w:rPr>
-                        <w:t xml:space="preserve">  </w:t>
+                        <w:t xml:space="preserve"/>
                       </w:r>
                       <w:r>
                         <w:rPr>
@@ -5751,7 +5751,7 @@
                           <w:szCs w:val="18"/>
                           <w:highlight w:val="yellow"/>
                         </w:rPr>
-                        <w:t>x –</w:t>
+                        <w:t/>
                       </w:r>
                       <w:r>
                         <w:rPr>
@@ -5761,7 +5761,7 @@
                           <w:szCs w:val="18"/>
                           <w:highlight w:val="yellow"/>
                         </w:rPr>
-                        <w:t xml:space="preserve"> </w:t>
+                        <w:t xml:space="preserve"/>
                       </w:r>
                       <w:r>
                         <w:rPr>
@@ -5771,16 +5771,16 @@
                           <w:szCs w:val="18"/>
                           <w:highlight w:val="yellow"/>
                         </w:rPr>
-                        <w:t xml:space="preserve">Material </w:t>
-                      </w:r>
-                      <w:r>
-                        <w:rPr>
-                          <w:rFonts w:ascii="Zetta Serif Book" w:hAnsi="Zetta Serif Book"/>
-                          <w:color w:val="404040" w:themeColor="text1" w:themeTint="BF"/>
-                          <w:sz w:val="18"/>
-                          <w:szCs w:val="18"/>
-                        </w:rPr>
-                        <w:t>Sales Tax</w:t>
+                        <w:t xml:space="preserve"/>
+                      </w:r>
+                      <w:r>
+                        <w:rPr>
+                          <w:rFonts w:ascii="Zetta Serif Book" w:hAnsi="Zetta Serif Book"/>
+                          <w:color w:val="404040" w:themeColor="text1" w:themeTint="BF"/>
+                          <w:sz w:val="18"/>
+                          <w:szCs w:val="18"/>
+                        </w:rPr>
+                        <w:t/>
                       </w:r>
                     </w:p>
                     <w:p>
@@ -5807,7 +5807,7 @@
                           <w:highlight w:val="yellow"/>
                           <w:u w:val="single"/>
                         </w:rPr>
-                        <w:t>$</w:t>
+                        <w:t xml:space="preserve">{{tax_amount_formatted}} – Remodel Tax</w:t>
                       </w:r>
                       <w:r>
                         <w:rPr>
@@ -5818,7 +5818,7 @@
                           <w:highlight w:val="yellow"/>
                           <w:u w:val="single"/>
                         </w:rPr>
-                        <w:t xml:space="preserve">  </w:t>
+                        <w:t xml:space="preserve"/>
                       </w:r>
                       <w:r>
                         <w:rPr>
@@ -5829,7 +5829,7 @@
                           <w:highlight w:val="yellow"/>
                           <w:u w:val="single"/>
                         </w:rPr>
-                        <w:t xml:space="preserve">x </w:t>
+                        <w:t xml:space="preserve"/>
                       </w:r>
                       <w:r>
                         <w:rPr>
@@ -5839,16 +5839,16 @@
                           <w:szCs w:val="18"/>
                           <w:highlight w:val="yellow"/>
                         </w:rPr>
-                        <w:t>– Kansas</w:t>
-                      </w:r>
-                      <w:r>
-                        <w:rPr>
-                          <w:rFonts w:ascii="Zetta Serif Book" w:hAnsi="Zetta Serif Book"/>
-                          <w:color w:val="404040" w:themeColor="text1" w:themeTint="BF"/>
-                          <w:sz w:val="18"/>
-                          <w:szCs w:val="18"/>
-                        </w:rPr>
-                        <w:t xml:space="preserve"> Remodel Tax</w:t>
+                        <w:t/>
+                      </w:r>
+                      <w:r>
+                        <w:rPr>
+                          <w:rFonts w:ascii="Zetta Serif Book" w:hAnsi="Zetta Serif Book"/>
+                          <w:color w:val="404040" w:themeColor="text1" w:themeTint="BF"/>
+                          <w:sz w:val="18"/>
+                          <w:szCs w:val="18"/>
+                        </w:rPr>
+                        <w:t xml:space="preserve"/>
                       </w:r>
                     </w:p>
                     <w:p>
@@ -5873,16 +5873,16 @@
                           <w:sz w:val="20"/>
                           <w:szCs w:val="20"/>
                         </w:rPr>
-                        <w:t xml:space="preserve">$x </w:t>
-                      </w:r>
-                      <w:r>
-                        <w:rPr>
-                          <w:rFonts w:ascii="Zetta Serif Book" w:hAnsi="Zetta Serif Book"/>
-                          <w:color w:val="404040" w:themeColor="text1" w:themeTint="BF"/>
-                          <w:sz w:val="18"/>
-                          <w:szCs w:val="18"/>
-                        </w:rPr>
-                        <w:t>– Total</w:t>
+                        <w:t xml:space="preserve">{{total_formatted}} – Total</w:t>
+                      </w:r>
+                      <w:r>
+                        <w:rPr>
+                          <w:rFonts w:ascii="Zetta Serif Book" w:hAnsi="Zetta Serif Book"/>
+                          <w:color w:val="404040" w:themeColor="text1" w:themeTint="BF"/>
+                          <w:sz w:val="18"/>
+                          <w:szCs w:val="18"/>
+                        </w:rPr>
+                        <w:t/>
                       </w:r>
                     </w:p>
                     <w:p>

--- a/backend/templates/GC/xx TREADWELL POLISH PROPOSAL - xx.docx
+++ b/backend/templates/GC/xx TREADWELL POLISH PROPOSAL - xx.docx
@@ -1820,7 +1820,7 @@
                                 <w:sz w:val="18"/>
                                 <w:szCs w:val="18"/>
                               </w:rPr>
-                              <w:t>Prep substrate (</w:t>
+                              <w:t xml:space="preserve"> {{scope_notes}}</w:t>
                             </w:r>
                             <w:r>
                               <w:rPr>
@@ -1829,7 +1829,7 @@
                                 <w:sz w:val="16"/>
                                 <w:szCs w:val="16"/>
                               </w:rPr>
-                              <w:t xml:space="preserve">includes </w:t>
+                              <w:t xml:space="preserve"/>
                             </w:r>
                             <w:r>
                               <w:rPr>
@@ -1838,7 +1838,7 @@
                                 <w:sz w:val="16"/>
                                 <w:szCs w:val="16"/>
                               </w:rPr>
-                              <w:t xml:space="preserve">patching of </w:t>
+                              <w:t xml:space="preserve"/>
                             </w:r>
                             <w:r>
                               <w:rPr>
@@ -1848,7 +1848,7 @@
                                 <w:szCs w:val="16"/>
                                 <w:u w:val="single"/>
                               </w:rPr>
-                              <w:t>minor</w:t>
+                              <w:t/>
                             </w:r>
                             <w:r>
                               <w:rPr>
@@ -1857,7 +1857,7 @@
                                 <w:sz w:val="16"/>
                                 <w:szCs w:val="16"/>
                               </w:rPr>
-                              <w:t xml:space="preserve"> substrate defects i.e., cracks, divots, &amp; spall</w:t>
+                              <w:t xml:space="preserve"/>
                             </w:r>
                             <w:r>
                               <w:rPr>
@@ -1866,7 +1866,7 @@
                                 <w:sz w:val="16"/>
                                 <w:szCs w:val="16"/>
                               </w:rPr>
-                              <w:t>s*</w:t>
+                              <w:t/>
                             </w:r>
                             <w:r>
                               <w:rPr>
@@ -1875,167 +1875,7 @@
                                 <w:sz w:val="17"/>
                                 <w:szCs w:val="17"/>
                               </w:rPr>
-                              <w:t>)</w:t>
-                            </w:r>
-                          </w:p>
-                          <w:p>
-                            <w:pPr>
-                              <w:tabs>
-                                <w:tab w:val="left" w:pos="1080"/>
-                              </w:tabs>
-                              <w:spacing w:line="300" w:lineRule="auto"/>
-                              <w:rPr>
-                                <w:rFonts w:ascii="Zetta Serif Book" w:hAnsi="Zetta Serif Book"/>
-                                <w:color w:val="404040" w:themeColor="text1" w:themeTint="BF"/>
-                                <w:sz w:val="18"/>
-                                <w:szCs w:val="18"/>
-                              </w:rPr>
-                            </w:pPr>
-                            <w:r>
-                              <w:rPr>
-                                <w:rFonts w:ascii="Zetta Serif Book" w:hAnsi="Zetta Serif Book"/>
-                                <w:color w:val="404040" w:themeColor="text1" w:themeTint="BF"/>
-                                <w:sz w:val="18"/>
-                                <w:szCs w:val="18"/>
-                              </w:rPr>
-                              <w:tab/>
-                            </w:r>
-                            <w:r>
-                              <w:rPr>
-                                <w:rFonts w:ascii="Zetta Serif Book" w:hAnsi="Zetta Serif Book"/>
-                                <w:color w:val="404040" w:themeColor="text1" w:themeTint="BF"/>
-                                <w:sz w:val="18"/>
-                                <w:szCs w:val="18"/>
-                                <w:highlight w:val="green"/>
-                              </w:rPr>
-                              <w:t>Grind and</w:t>
-                            </w:r>
-                            <w:r>
-                              <w:rPr>
-                                <w:rFonts w:ascii="Zetta Serif Book" w:hAnsi="Zetta Serif Book"/>
-                                <w:color w:val="404040" w:themeColor="text1" w:themeTint="BF"/>
-                                <w:sz w:val="18"/>
-                                <w:szCs w:val="18"/>
-                              </w:rPr>
-                              <w:t xml:space="preserve"> polish concrete with successive passes using finer grit pads for each pass</w:t>
-                            </w:r>
-                          </w:p>
-                          <w:p>
-                            <w:pPr>
-                              <w:pStyle w:val="ListParagraph"/>
-                              <w:tabs>
-                                <w:tab w:val="left" w:pos="1080"/>
-                              </w:tabs>
-                              <w:spacing w:line="300" w:lineRule="auto"/>
-                              <w:ind w:left="288"/>
-                              <w:rPr>
-                                <w:rFonts w:ascii="Zetta Serif Book" w:hAnsi="Zetta Serif Book"/>
-                                <w:color w:val="404040" w:themeColor="text1" w:themeTint="BF"/>
-                                <w:sz w:val="18"/>
-                                <w:szCs w:val="18"/>
-                              </w:rPr>
-                            </w:pPr>
-                            <w:r>
-                              <w:rPr>
-                                <w:rFonts w:ascii="Zetta Serif Book" w:hAnsi="Zetta Serif Book"/>
-                                <w:color w:val="404040" w:themeColor="text1" w:themeTint="BF"/>
-                                <w:sz w:val="18"/>
-                                <w:szCs w:val="18"/>
-                              </w:rPr>
-                              <w:tab/>
-                              <w:t>Apply hardener/densifier &amp; topical sealer</w:t>
-                            </w:r>
-                          </w:p>
-                          <w:p>
-                            <w:pPr>
-                              <w:pStyle w:val="ListParagraph"/>
-                              <w:tabs>
-                                <w:tab w:val="left" w:pos="1080"/>
-                              </w:tabs>
-                              <w:spacing w:line="300" w:lineRule="auto"/>
-                              <w:ind w:left="288"/>
-                              <w:rPr>
-                                <w:rFonts w:ascii="Zetta Serif Book" w:hAnsi="Zetta Serif Book"/>
-                                <w:color w:val="404040" w:themeColor="text1" w:themeTint="BF"/>
-                                <w:sz w:val="18"/>
-                                <w:szCs w:val="18"/>
-                              </w:rPr>
-                            </w:pPr>
-                            <w:r>
-                              <w:rPr>
-                                <w:rFonts w:ascii="Zetta Serif Book" w:hAnsi="Zetta Serif Book"/>
-                                <w:color w:val="404040" w:themeColor="text1" w:themeTint="BF"/>
-                                <w:sz w:val="18"/>
-                                <w:szCs w:val="18"/>
-                              </w:rPr>
-                              <w:tab/>
-                              <w:t>Apply joint filler</w:t>
-                            </w:r>
-                          </w:p>
-                          <w:p>
-                            <w:pPr>
-                              <w:pStyle w:val="ListParagraph"/>
-                              <w:tabs>
-                                <w:tab w:val="left" w:pos="1080"/>
-                              </w:tabs>
-                              <w:spacing w:line="300" w:lineRule="auto"/>
-                              <w:ind w:left="288"/>
-                              <w:rPr>
-                                <w:rFonts w:ascii="Zetta Serif Book" w:hAnsi="Zetta Serif Book"/>
-                                <w:color w:val="404040" w:themeColor="text1" w:themeTint="BF"/>
-                                <w:sz w:val="18"/>
-                                <w:szCs w:val="18"/>
-                              </w:rPr>
-                            </w:pPr>
-                            <w:r>
-                              <w:rPr>
-                                <w:rFonts w:ascii="Zetta Serif Book" w:hAnsi="Zetta Serif Book"/>
-                                <w:color w:val="404040" w:themeColor="text1" w:themeTint="BF"/>
-                                <w:sz w:val="18"/>
-                                <w:szCs w:val="18"/>
-                              </w:rPr>
-                              <w:tab/>
-                            </w:r>
-                            <w:r>
-                              <w:rPr>
-                                <w:rFonts w:ascii="Zetta Serif Book" w:hAnsi="Zetta Serif Book"/>
-                                <w:color w:val="404040" w:themeColor="text1" w:themeTint="BF"/>
-                                <w:sz w:val="18"/>
-                                <w:szCs w:val="18"/>
-                              </w:rPr>
-                              <w:t xml:space="preserve">Assumes polish over: clean, sound &amp; solid </w:t>
-                            </w:r>
-                            <w:r>
-                              <w:rPr>
-                                <w:rFonts w:ascii="Zetta Serif Book" w:hAnsi="Zetta Serif Book"/>
-                                <w:i/>
-                                <w:iCs/>
-                                <w:color w:val="404040" w:themeColor="text1" w:themeTint="BF"/>
-                                <w:sz w:val="18"/>
-                                <w:szCs w:val="18"/>
-                                <w:highlight w:val="green"/>
-                              </w:rPr>
-                              <w:t>NEW</w:t>
-                            </w:r>
-                            <w:r>
-                              <w:rPr>
-                                <w:rFonts w:ascii="Zetta Serif Book" w:hAnsi="Zetta Serif Book"/>
-                                <w:i/>
-                                <w:iCs/>
-                                <w:color w:val="404040" w:themeColor="text1" w:themeTint="BF"/>
-                                <w:sz w:val="18"/>
-                                <w:szCs w:val="18"/>
-                              </w:rPr>
-                              <w:t xml:space="preserve"> </w:t>
-                            </w:r>
-                            <w:r>
-                              <w:rPr>
-                                <w:rFonts w:ascii="Zetta Serif Book" w:hAnsi="Zetta Serif Book"/>
-                                <w:color w:val="404040" w:themeColor="text1" w:themeTint="BF"/>
-                                <w:sz w:val="18"/>
-                                <w:szCs w:val="18"/>
-                              </w:rPr>
-                              <w:t>concrete substrate</w:t>
+                              <w:t/>
                             </w:r>
                           </w:p>
                           <w:p>
@@ -2073,25 +1913,25 @@
                                 <w:sz w:val="18"/>
                                 <w:szCs w:val="18"/>
                               </w:rPr>
-                              <w:t xml:space="preserve"> </w:t>
-                            </w:r>
-                            <w:r>
-                              <w:rPr>
-                                <w:rFonts w:ascii="Zetta Serif Book" w:hAnsi="Zetta Serif Book"/>
-                                <w:color w:val="404040" w:themeColor="text1" w:themeTint="BF"/>
-                                <w:sz w:val="18"/>
-                                <w:szCs w:val="18"/>
-                              </w:rPr>
-                              <w:t>[</w:t>
-                            </w:r>
-                            <w:r>
-                              <w:rPr>
-                                <w:rFonts w:ascii="Zetta Serif Book" w:hAnsi="Zetta Serif Book"/>
-                                <w:color w:val="404040" w:themeColor="text1" w:themeTint="BF"/>
-                                <w:sz w:val="18"/>
-                                <w:szCs w:val="18"/>
-                              </w:rPr>
-                              <w:t xml:space="preserve"> </w:t>
+                              <w:t xml:space="preserve"> {{schedule_notes}}</w:t>
+                            </w:r>
+                            <w:r>
+                              <w:rPr>
+                                <w:rFonts w:ascii="Zetta Serif Book" w:hAnsi="Zetta Serif Book"/>
+                                <w:color w:val="404040" w:themeColor="text1" w:themeTint="BF"/>
+                                <w:sz w:val="18"/>
+                                <w:szCs w:val="18"/>
+                              </w:rPr>
+                              <w:t/>
+                            </w:r>
+                            <w:r>
+                              <w:rPr>
+                                <w:rFonts w:ascii="Zetta Serif Book" w:hAnsi="Zetta Serif Book"/>
+                                <w:color w:val="404040" w:themeColor="text1" w:themeTint="BF"/>
+                                <w:sz w:val="18"/>
+                                <w:szCs w:val="18"/>
+                              </w:rPr>
+                              <w:t xml:space="preserve"/>
                             </w:r>
                             <w:r>
                               <w:rPr>
@@ -2102,7 +1942,7 @@
                                 <w:highlight w:val="yellow"/>
                                 <w:u w:val="single"/>
                               </w:rPr>
-                              <w:t>1</w:t>
+                              <w:t/>
                             </w:r>
                             <w:r>
                               <w:rPr>
@@ -2113,7 +1953,7 @@
                                 <w:highlight w:val="yellow"/>
                                 <w:u w:val="single"/>
                               </w:rPr>
-                              <w:t xml:space="preserve"> </w:t>
+                              <w:t xml:space="preserve"/>
                             </w:r>
                             <w:r>
                               <w:rPr>
@@ -2124,7 +1964,7 @@
                                 <w:highlight w:val="yellow"/>
                                 <w:u w:val="single"/>
                               </w:rPr>
-                              <w:t>mob/phase</w:t>
+                              <w:t/>
                             </w:r>
                             <w:r>
                               <w:rPr>
@@ -2133,25 +1973,25 @@
                                 <w:sz w:val="17"/>
                                 <w:szCs w:val="17"/>
                               </w:rPr>
-                              <w:t xml:space="preserve"> </w:t>
-                            </w:r>
-                            <w:r>
-                              <w:rPr>
-                                <w:rFonts w:ascii="Zetta Serif Book" w:hAnsi="Zetta Serif Book"/>
-                                <w:color w:val="404040" w:themeColor="text1" w:themeTint="BF"/>
-                                <w:sz w:val="18"/>
-                                <w:szCs w:val="18"/>
-                              </w:rPr>
-                              <w:t xml:space="preserve">] </w:t>
-                            </w:r>
-                            <w:r>
-                              <w:rPr>
-                                <w:rFonts w:ascii="Zetta Serif Book" w:hAnsi="Zetta Serif Book"/>
-                                <w:color w:val="404040" w:themeColor="text1" w:themeTint="BF"/>
-                                <w:sz w:val="18"/>
-                                <w:szCs w:val="18"/>
-                              </w:rPr>
-                              <w:t xml:space="preserve">Assumes </w:t>
+                              <w:t xml:space="preserve"/>
+                            </w:r>
+                            <w:r>
+                              <w:rPr>
+                                <w:rFonts w:ascii="Zetta Serif Book" w:hAnsi="Zetta Serif Book"/>
+                                <w:color w:val="404040" w:themeColor="text1" w:themeTint="BF"/>
+                                <w:sz w:val="18"/>
+                                <w:szCs w:val="18"/>
+                              </w:rPr>
+                              <w:t xml:space="preserve"/>
+                            </w:r>
+                            <w:r>
+                              <w:rPr>
+                                <w:rFonts w:ascii="Zetta Serif Book" w:hAnsi="Zetta Serif Book"/>
+                                <w:color w:val="404040" w:themeColor="text1" w:themeTint="BF"/>
+                                <w:sz w:val="18"/>
+                                <w:szCs w:val="18"/>
+                              </w:rPr>
+                              <w:t xml:space="preserve"/>
                             </w:r>
                             <w:r>
                               <w:rPr>
@@ -2162,16 +2002,16 @@
                                 <w:highlight w:val="yellow"/>
                                 <w:u w:val="single"/>
                               </w:rPr>
-                              <w:t>all</w:t>
-                            </w:r>
-                            <w:r>
-                              <w:rPr>
-                                <w:rFonts w:ascii="Zetta Serif Book" w:hAnsi="Zetta Serif Book"/>
-                                <w:color w:val="404040" w:themeColor="text1" w:themeTint="BF"/>
-                                <w:sz w:val="18"/>
-                                <w:szCs w:val="18"/>
-                              </w:rPr>
-                              <w:t xml:space="preserve"> areas </w:t>
+                              <w:t/>
+                            </w:r>
+                            <w:r>
+                              <w:rPr>
+                                <w:rFonts w:ascii="Zetta Serif Book" w:hAnsi="Zetta Serif Book"/>
+                                <w:color w:val="404040" w:themeColor="text1" w:themeTint="BF"/>
+                                <w:sz w:val="18"/>
+                                <w:szCs w:val="18"/>
+                              </w:rPr>
+                              <w:t xml:space="preserve"/>
                             </w:r>
                             <w:r>
                               <w:rPr>
@@ -2180,16 +2020,16 @@
                                 <w:sz w:val="17"/>
                                 <w:szCs w:val="17"/>
                               </w:rPr>
-                              <w:t>available at</w:t>
-                            </w:r>
-                            <w:r>
-                              <w:rPr>
-                                <w:rFonts w:ascii="Zetta Serif Book" w:hAnsi="Zetta Serif Book"/>
-                                <w:color w:val="404040" w:themeColor="text1" w:themeTint="BF"/>
-                                <w:sz w:val="18"/>
-                                <w:szCs w:val="18"/>
-                              </w:rPr>
-                              <w:t xml:space="preserve"> one time, </w:t>
+                              <w:t/>
+                            </w:r>
+                            <w:r>
+                              <w:rPr>
+                                <w:rFonts w:ascii="Zetta Serif Book" w:hAnsi="Zetta Serif Book"/>
+                                <w:color w:val="404040" w:themeColor="text1" w:themeTint="BF"/>
+                                <w:sz w:val="18"/>
+                                <w:szCs w:val="18"/>
+                              </w:rPr>
+                              <w:t xml:space="preserve"/>
                             </w:r>
                             <w:r>
                               <w:rPr>
@@ -2198,16 +2038,16 @@
                                 <w:sz w:val="17"/>
                                 <w:szCs w:val="17"/>
                               </w:rPr>
-                              <w:t>approx.</w:t>
-                            </w:r>
-                            <w:r>
-                              <w:rPr>
-                                <w:rFonts w:ascii="Zetta Serif Book" w:hAnsi="Zetta Serif Book"/>
-                                <w:color w:val="404040" w:themeColor="text1" w:themeTint="BF"/>
-                                <w:sz w:val="18"/>
-                                <w:szCs w:val="18"/>
-                              </w:rPr>
-                              <w:t xml:space="preserve"> </w:t>
+                              <w:t/>
+                            </w:r>
+                            <w:r>
+                              <w:rPr>
+                                <w:rFonts w:ascii="Zetta Serif Book" w:hAnsi="Zetta Serif Book"/>
+                                <w:color w:val="404040" w:themeColor="text1" w:themeTint="BF"/>
+                                <w:sz w:val="18"/>
+                                <w:szCs w:val="18"/>
+                              </w:rPr>
+                              <w:t xml:space="preserve"/>
                             </w:r>
                             <w:r>
                               <w:rPr>
@@ -2217,16 +2057,16 @@
                                 <w:szCs w:val="18"/>
                                 <w:highlight w:val="yellow"/>
                               </w:rPr>
-                              <w:t>1week</w:t>
-                            </w:r>
-                            <w:r>
-                              <w:rPr>
-                                <w:rFonts w:ascii="Zetta Serif Book" w:hAnsi="Zetta Serif Book"/>
-                                <w:color w:val="404040" w:themeColor="text1" w:themeTint="BF"/>
-                                <w:sz w:val="18"/>
-                                <w:szCs w:val="18"/>
-                              </w:rPr>
-                              <w:t xml:space="preserve"> </w:t>
+                              <w:t/>
+                            </w:r>
+                            <w:r>
+                              <w:rPr>
+                                <w:rFonts w:ascii="Zetta Serif Book" w:hAnsi="Zetta Serif Book"/>
+                                <w:color w:val="404040" w:themeColor="text1" w:themeTint="BF"/>
+                                <w:sz w:val="18"/>
+                                <w:szCs w:val="18"/>
+                              </w:rPr>
+                              <w:t xml:space="preserve"/>
                             </w:r>
                             <w:r>
                               <w:rPr>
@@ -2235,7 +2075,7 @@
                                 <w:sz w:val="17"/>
                                 <w:szCs w:val="17"/>
                               </w:rPr>
-                              <w:t>to</w:t>
+                              <w:t/>
                             </w:r>
                             <w:r>
                               <w:rPr>
@@ -2244,7 +2084,7 @@
                                 <w:sz w:val="17"/>
                                 <w:szCs w:val="17"/>
                               </w:rPr>
-                              <w:t xml:space="preserve"> complete full scope</w:t>
+                              <w:t xml:space="preserve"/>
                             </w:r>
                           </w:p>
                           <w:p>
@@ -2282,25 +2122,25 @@
                                 <w:sz w:val="18"/>
                                 <w:szCs w:val="18"/>
                               </w:rPr>
-                              <w:t xml:space="preserve"> </w:t>
-                            </w:r>
-                            <w:r>
-                              <w:rPr>
-                                <w:rFonts w:ascii="Zetta Serif Book" w:hAnsi="Zetta Serif Book"/>
-                                <w:color w:val="404040" w:themeColor="text1" w:themeTint="BF"/>
-                                <w:sz w:val="18"/>
-                                <w:szCs w:val="18"/>
-                              </w:rPr>
-                              <w:t xml:space="preserve">Cove </w:t>
-                            </w:r>
-                            <w:r>
-                              <w:rPr>
-                                <w:rFonts w:ascii="Zetta Serif Book" w:hAnsi="Zetta Serif Book"/>
-                                <w:color w:val="404040" w:themeColor="text1" w:themeTint="BF"/>
-                                <w:sz w:val="18"/>
-                                <w:szCs w:val="18"/>
-                              </w:rPr>
-                              <w:t xml:space="preserve">Base, Dye, Demo </w:t>
+                              <w:t xml:space="preserve"> {{exclusions}}</w:t>
+                            </w:r>
+                            <w:r>
+                              <w:rPr>
+                                <w:rFonts w:ascii="Zetta Serif Book" w:hAnsi="Zetta Serif Book"/>
+                                <w:color w:val="404040" w:themeColor="text1" w:themeTint="BF"/>
+                                <w:sz w:val="18"/>
+                                <w:szCs w:val="18"/>
+                              </w:rPr>
+                              <w:t xml:space="preserve"/>
+                            </w:r>
+                            <w:r>
+                              <w:rPr>
+                                <w:rFonts w:ascii="Zetta Serif Book" w:hAnsi="Zetta Serif Book"/>
+                                <w:color w:val="404040" w:themeColor="text1" w:themeTint="BF"/>
+                                <w:sz w:val="18"/>
+                                <w:szCs w:val="18"/>
+                              </w:rPr>
+                              <w:t xml:space="preserve"/>
                             </w:r>
                             <w:r>
                               <w:rPr>
@@ -2309,7 +2149,7 @@
                                 <w:sz w:val="17"/>
                                 <w:szCs w:val="17"/>
                               </w:rPr>
-                              <w:t>of Existing Floor/Glue/Etc.</w:t>
+                              <w:t/>
                             </w:r>
                             <w:r>
                               <w:rPr>
@@ -2320,7 +2160,7 @@
                                 <w:sz w:val="18"/>
                                 <w:szCs w:val="18"/>
                               </w:rPr>
-                              <w:t xml:space="preserve"> </w:t>
+                              <w:t xml:space="preserve"/>
                             </w:r>
                             <w:r>
                               <w:rPr>
@@ -2331,7 +2171,7 @@
                                 <w:sz w:val="18"/>
                                 <w:szCs w:val="18"/>
                               </w:rPr>
-                              <w:t>(</w:t>
+                              <w:t/>
                             </w:r>
                             <w:r>
                               <w:rPr>
@@ -2343,7 +2183,7 @@
                                 <w:szCs w:val="16"/>
                                 <w:highlight w:val="green"/>
                               </w:rPr>
-                              <w:t>new slab</w:t>
+                              <w:t/>
                             </w:r>
                             <w:r>
                               <w:rPr>
@@ -2354,25 +2194,25 @@
                                 <w:sz w:val="18"/>
                                 <w:szCs w:val="18"/>
                               </w:rPr>
-                              <w:t>)</w:t>
-                            </w:r>
-                            <w:r>
-                              <w:rPr>
-                                <w:rFonts w:ascii="Zetta Serif Book" w:hAnsi="Zetta Serif Book"/>
-                                <w:color w:val="404040" w:themeColor="text1" w:themeTint="BF"/>
-                                <w:sz w:val="18"/>
-                                <w:szCs w:val="18"/>
-                              </w:rPr>
-                              <w:t xml:space="preserve">, Excessive Patching </w:t>
-                            </w:r>
-                            <w:r>
-                              <w:rPr>
-                                <w:rFonts w:ascii="Zetta Serif Book" w:hAnsi="Zetta Serif Book"/>
-                                <w:color w:val="404040" w:themeColor="text1" w:themeTint="BF"/>
-                                <w:sz w:val="18"/>
-                                <w:szCs w:val="18"/>
-                              </w:rPr>
-                              <w:t>(</w:t>
+                              <w:t/>
+                            </w:r>
+                            <w:r>
+                              <w:rPr>
+                                <w:rFonts w:ascii="Zetta Serif Book" w:hAnsi="Zetta Serif Book"/>
+                                <w:color w:val="404040" w:themeColor="text1" w:themeTint="BF"/>
+                                <w:sz w:val="18"/>
+                                <w:szCs w:val="18"/>
+                              </w:rPr>
+                              <w:t xml:space="preserve"/>
+                            </w:r>
+                            <w:r>
+                              <w:rPr>
+                                <w:rFonts w:ascii="Zetta Serif Book" w:hAnsi="Zetta Serif Book"/>
+                                <w:color w:val="404040" w:themeColor="text1" w:themeTint="BF"/>
+                                <w:sz w:val="18"/>
+                                <w:szCs w:val="18"/>
+                              </w:rPr>
+                              <w:t/>
                             </w:r>
                             <w:r>
                               <w:rPr>
@@ -2381,7 +2221,7 @@
                                 <w:sz w:val="16"/>
                                 <w:szCs w:val="16"/>
                               </w:rPr>
-                              <w:t xml:space="preserve">no more than 1 bag per 1,000 sf, </w:t>
+                              <w:t xml:space="preserve"/>
                             </w:r>
                             <w:r>
                               <w:rPr>
@@ -2390,25 +2230,25 @@
                                 <w:sz w:val="16"/>
                                 <w:szCs w:val="16"/>
                               </w:rPr>
-                              <w:t>see exclusion detail below*</w:t>
-                            </w:r>
-                            <w:r>
-                              <w:rPr>
-                                <w:rFonts w:ascii="Zetta Serif Book" w:hAnsi="Zetta Serif Book"/>
-                                <w:color w:val="404040" w:themeColor="text1" w:themeTint="BF"/>
-                                <w:sz w:val="18"/>
-                                <w:szCs w:val="18"/>
-                              </w:rPr>
-                              <w:t>)</w:t>
-                            </w:r>
-                            <w:r>
-                              <w:rPr>
-                                <w:rFonts w:ascii="Zetta Serif Book" w:hAnsi="Zetta Serif Book"/>
-                                <w:color w:val="404040" w:themeColor="text1" w:themeTint="BF"/>
-                                <w:sz w:val="18"/>
-                                <w:szCs w:val="18"/>
-                              </w:rPr>
-                              <w:t xml:space="preserve">, </w:t>
+                              <w:t/>
+                            </w:r>
+                            <w:r>
+                              <w:rPr>
+                                <w:rFonts w:ascii="Zetta Serif Book" w:hAnsi="Zetta Serif Book"/>
+                                <w:color w:val="404040" w:themeColor="text1" w:themeTint="BF"/>
+                                <w:sz w:val="18"/>
+                                <w:szCs w:val="18"/>
+                              </w:rPr>
+                              <w:t/>
+                            </w:r>
+                            <w:r>
+                              <w:rPr>
+                                <w:rFonts w:ascii="Zetta Serif Book" w:hAnsi="Zetta Serif Book"/>
+                                <w:color w:val="404040" w:themeColor="text1" w:themeTint="BF"/>
+                                <w:sz w:val="18"/>
+                                <w:szCs w:val="18"/>
+                              </w:rPr>
+                              <w:t xml:space="preserve"/>
                             </w:r>
                             <w:r>
                               <w:rPr>
@@ -2418,7 +2258,7 @@
                                 <w:szCs w:val="18"/>
                                 <w:highlight w:val="cyan"/>
                               </w:rPr>
-                              <w:t xml:space="preserve">Removal of Existing </w:t>
+                              <w:t xml:space="preserve"/>
                             </w:r>
                             <w:r>
                               <w:rPr>
@@ -2428,7 +2268,7 @@
                                 <w:szCs w:val="18"/>
                                 <w:highlight w:val="cyan"/>
                               </w:rPr>
-                              <w:t>Joint Filler (</w:t>
+                              <w:t/>
                             </w:r>
                             <w:r>
                               <w:rPr>
@@ -2438,7 +2278,7 @@
                                 <w:szCs w:val="16"/>
                                 <w:highlight w:val="cyan"/>
                               </w:rPr>
-                              <w:t>if any</w:t>
+                              <w:t/>
                             </w:r>
                             <w:r>
                               <w:rPr>
@@ -2448,16 +2288,16 @@
                                 <w:szCs w:val="18"/>
                                 <w:highlight w:val="cyan"/>
                               </w:rPr>
-                              <w:t>)</w:t>
-                            </w:r>
-                            <w:r>
-                              <w:rPr>
-                                <w:rFonts w:ascii="Zetta Serif Book" w:hAnsi="Zetta Serif Book"/>
-                                <w:color w:val="404040" w:themeColor="text1" w:themeTint="BF"/>
-                                <w:sz w:val="18"/>
-                                <w:szCs w:val="18"/>
-                              </w:rPr>
-                              <w:t xml:space="preserve">, </w:t>
+                              <w:t/>
+                            </w:r>
+                            <w:r>
+                              <w:rPr>
+                                <w:rFonts w:ascii="Zetta Serif Book" w:hAnsi="Zetta Serif Book"/>
+                                <w:color w:val="404040" w:themeColor="text1" w:themeTint="BF"/>
+                                <w:sz w:val="18"/>
+                                <w:szCs w:val="18"/>
+                              </w:rPr>
+                              <w:t xml:space="preserve"/>
                             </w:r>
                             <w:r>
                               <w:rPr>
@@ -2467,7 +2307,7 @@
                                 <w:szCs w:val="18"/>
                                 <w:highlight w:val="yellow"/>
                               </w:rPr>
-                              <w:t>Nights &amp; Weekends</w:t>
+                              <w:t/>
                             </w:r>
                           </w:p>
                           <w:p>
@@ -3626,7 +3466,7 @@
                           <w:sz w:val="18"/>
                           <w:szCs w:val="18"/>
                         </w:rPr>
-                        <w:t>Prep substrate (</w:t>
+                        <w:t xml:space="preserve"> {{scope_notes}}</w:t>
                       </w:r>
                       <w:r>
                         <w:rPr>
@@ -3635,7 +3475,7 @@
                           <w:sz w:val="16"/>
                           <w:szCs w:val="16"/>
                         </w:rPr>
-                        <w:t xml:space="preserve">includes </w:t>
+                        <w:t xml:space="preserve"/>
                       </w:r>
                       <w:r>
                         <w:rPr>
@@ -3644,7 +3484,7 @@
                           <w:sz w:val="16"/>
                           <w:szCs w:val="16"/>
                         </w:rPr>
-                        <w:t xml:space="preserve">patching of </w:t>
+                        <w:t xml:space="preserve"/>
                       </w:r>
                       <w:r>
                         <w:rPr>
@@ -3654,7 +3494,7 @@
                           <w:szCs w:val="16"/>
                           <w:u w:val="single"/>
                         </w:rPr>
-                        <w:t>minor</w:t>
+                        <w:t/>
                       </w:r>
                       <w:r>
                         <w:rPr>
@@ -3663,7 +3503,7 @@
                           <w:sz w:val="16"/>
                           <w:szCs w:val="16"/>
                         </w:rPr>
-                        <w:t xml:space="preserve"> substrate defects i.e., cracks, divots, &amp; spall</w:t>
+                        <w:t xml:space="preserve"/>
                       </w:r>
                       <w:r>
                         <w:rPr>
@@ -3672,7 +3512,7 @@
                           <w:sz w:val="16"/>
                           <w:szCs w:val="16"/>
                         </w:rPr>
-                        <w:t>s*</w:t>
+                        <w:t/>
                       </w:r>
                       <w:r>
                         <w:rPr>
@@ -3681,167 +3521,7 @@
                           <w:sz w:val="17"/>
                           <w:szCs w:val="17"/>
                         </w:rPr>
-                        <w:t>)</w:t>
-                      </w:r>
-                    </w:p>
-                    <w:p>
-                      <w:pPr>
-                        <w:tabs>
-                          <w:tab w:val="left" w:pos="1080"/>
-                        </w:tabs>
-                        <w:spacing w:line="300" w:lineRule="auto"/>
-                        <w:rPr>
-                          <w:rFonts w:ascii="Zetta Serif Book" w:hAnsi="Zetta Serif Book"/>
-                          <w:color w:val="404040" w:themeColor="text1" w:themeTint="BF"/>
-                          <w:sz w:val="18"/>
-                          <w:szCs w:val="18"/>
-                        </w:rPr>
-                      </w:pPr>
-                      <w:r>
-                        <w:rPr>
-                          <w:rFonts w:ascii="Zetta Serif Book" w:hAnsi="Zetta Serif Book"/>
-                          <w:color w:val="404040" w:themeColor="text1" w:themeTint="BF"/>
-                          <w:sz w:val="18"/>
-                          <w:szCs w:val="18"/>
-                        </w:rPr>
-                        <w:tab/>
-                      </w:r>
-                      <w:r>
-                        <w:rPr>
-                          <w:rFonts w:ascii="Zetta Serif Book" w:hAnsi="Zetta Serif Book"/>
-                          <w:color w:val="404040" w:themeColor="text1" w:themeTint="BF"/>
-                          <w:sz w:val="18"/>
-                          <w:szCs w:val="18"/>
-                          <w:highlight w:val="green"/>
-                        </w:rPr>
-                        <w:t>Grind and</w:t>
-                      </w:r>
-                      <w:r>
-                        <w:rPr>
-                          <w:rFonts w:ascii="Zetta Serif Book" w:hAnsi="Zetta Serif Book"/>
-                          <w:color w:val="404040" w:themeColor="text1" w:themeTint="BF"/>
-                          <w:sz w:val="18"/>
-                          <w:szCs w:val="18"/>
-                        </w:rPr>
-                        <w:t xml:space="preserve"> polish concrete with successive passes using finer grit pads for each pass</w:t>
-                      </w:r>
-                    </w:p>
-                    <w:p>
-                      <w:pPr>
-                        <w:pStyle w:val="ListParagraph"/>
-                        <w:tabs>
-                          <w:tab w:val="left" w:pos="1080"/>
-                        </w:tabs>
-                        <w:spacing w:line="300" w:lineRule="auto"/>
-                        <w:ind w:left="288"/>
-                        <w:rPr>
-                          <w:rFonts w:ascii="Zetta Serif Book" w:hAnsi="Zetta Serif Book"/>
-                          <w:color w:val="404040" w:themeColor="text1" w:themeTint="BF"/>
-                          <w:sz w:val="18"/>
-                          <w:szCs w:val="18"/>
-                        </w:rPr>
-                      </w:pPr>
-                      <w:r>
-                        <w:rPr>
-                          <w:rFonts w:ascii="Zetta Serif Book" w:hAnsi="Zetta Serif Book"/>
-                          <w:color w:val="404040" w:themeColor="text1" w:themeTint="BF"/>
-                          <w:sz w:val="18"/>
-                          <w:szCs w:val="18"/>
-                        </w:rPr>
-                        <w:tab/>
-                        <w:t>Apply hardener/densifier &amp; topical sealer</w:t>
-                      </w:r>
-                    </w:p>
-                    <w:p>
-                      <w:pPr>
-                        <w:pStyle w:val="ListParagraph"/>
-                        <w:tabs>
-                          <w:tab w:val="left" w:pos="1080"/>
-                        </w:tabs>
-                        <w:spacing w:line="300" w:lineRule="auto"/>
-                        <w:ind w:left="288"/>
-                        <w:rPr>
-                          <w:rFonts w:ascii="Zetta Serif Book" w:hAnsi="Zetta Serif Book"/>
-                          <w:color w:val="404040" w:themeColor="text1" w:themeTint="BF"/>
-                          <w:sz w:val="18"/>
-                          <w:szCs w:val="18"/>
-                        </w:rPr>
-                      </w:pPr>
-                      <w:r>
-                        <w:rPr>
-                          <w:rFonts w:ascii="Zetta Serif Book" w:hAnsi="Zetta Serif Book"/>
-                          <w:color w:val="404040" w:themeColor="text1" w:themeTint="BF"/>
-                          <w:sz w:val="18"/>
-                          <w:szCs w:val="18"/>
-                        </w:rPr>
-                        <w:tab/>
-                        <w:t>Apply joint filler</w:t>
-                      </w:r>
-                    </w:p>
-                    <w:p>
-                      <w:pPr>
-                        <w:pStyle w:val="ListParagraph"/>
-                        <w:tabs>
-                          <w:tab w:val="left" w:pos="1080"/>
-                        </w:tabs>
-                        <w:spacing w:line="300" w:lineRule="auto"/>
-                        <w:ind w:left="288"/>
-                        <w:rPr>
-                          <w:rFonts w:ascii="Zetta Serif Book" w:hAnsi="Zetta Serif Book"/>
-                          <w:color w:val="404040" w:themeColor="text1" w:themeTint="BF"/>
-                          <w:sz w:val="18"/>
-                          <w:szCs w:val="18"/>
-                        </w:rPr>
-                      </w:pPr>
-                      <w:r>
-                        <w:rPr>
-                          <w:rFonts w:ascii="Zetta Serif Book" w:hAnsi="Zetta Serif Book"/>
-                          <w:color w:val="404040" w:themeColor="text1" w:themeTint="BF"/>
-                          <w:sz w:val="18"/>
-                          <w:szCs w:val="18"/>
-                        </w:rPr>
-                        <w:tab/>
-                      </w:r>
-                      <w:r>
-                        <w:rPr>
-                          <w:rFonts w:ascii="Zetta Serif Book" w:hAnsi="Zetta Serif Book"/>
-                          <w:color w:val="404040" w:themeColor="text1" w:themeTint="BF"/>
-                          <w:sz w:val="18"/>
-                          <w:szCs w:val="18"/>
-                        </w:rPr>
-                        <w:t xml:space="preserve">Assumes polish over: clean, sound &amp; solid </w:t>
-                      </w:r>
-                      <w:r>
-                        <w:rPr>
-                          <w:rFonts w:ascii="Zetta Serif Book" w:hAnsi="Zetta Serif Book"/>
-                          <w:i/>
-                          <w:iCs/>
-                          <w:color w:val="404040" w:themeColor="text1" w:themeTint="BF"/>
-                          <w:sz w:val="18"/>
-                          <w:szCs w:val="18"/>
-                          <w:highlight w:val="green"/>
-                        </w:rPr>
-                        <w:t>NEW</w:t>
-                      </w:r>
-                      <w:r>
-                        <w:rPr>
-                          <w:rFonts w:ascii="Zetta Serif Book" w:hAnsi="Zetta Serif Book"/>
-                          <w:i/>
-                          <w:iCs/>
-                          <w:color w:val="404040" w:themeColor="text1" w:themeTint="BF"/>
-                          <w:sz w:val="18"/>
-                          <w:szCs w:val="18"/>
-                        </w:rPr>
-                        <w:t xml:space="preserve"> </w:t>
-                      </w:r>
-                      <w:r>
-                        <w:rPr>
-                          <w:rFonts w:ascii="Zetta Serif Book" w:hAnsi="Zetta Serif Book"/>
-                          <w:color w:val="404040" w:themeColor="text1" w:themeTint="BF"/>
-                          <w:sz w:val="18"/>
-                          <w:szCs w:val="18"/>
-                        </w:rPr>
-                        <w:t>concrete substrate</w:t>
+                        <w:t/>
                       </w:r>
                     </w:p>
                     <w:p>
@@ -3879,25 +3559,25 @@
                           <w:sz w:val="18"/>
                           <w:szCs w:val="18"/>
                         </w:rPr>
-                        <w:t xml:space="preserve"> </w:t>
-                      </w:r>
-                      <w:r>
-                        <w:rPr>
-                          <w:rFonts w:ascii="Zetta Serif Book" w:hAnsi="Zetta Serif Book"/>
-                          <w:color w:val="404040" w:themeColor="text1" w:themeTint="BF"/>
-                          <w:sz w:val="18"/>
-                          <w:szCs w:val="18"/>
-                        </w:rPr>
-                        <w:t>[</w:t>
-                      </w:r>
-                      <w:r>
-                        <w:rPr>
-                          <w:rFonts w:ascii="Zetta Serif Book" w:hAnsi="Zetta Serif Book"/>
-                          <w:color w:val="404040" w:themeColor="text1" w:themeTint="BF"/>
-                          <w:sz w:val="18"/>
-                          <w:szCs w:val="18"/>
-                        </w:rPr>
-                        <w:t xml:space="preserve"> </w:t>
+                        <w:t xml:space="preserve"> {{schedule_notes}}</w:t>
+                      </w:r>
+                      <w:r>
+                        <w:rPr>
+                          <w:rFonts w:ascii="Zetta Serif Book" w:hAnsi="Zetta Serif Book"/>
+                          <w:color w:val="404040" w:themeColor="text1" w:themeTint="BF"/>
+                          <w:sz w:val="18"/>
+                          <w:szCs w:val="18"/>
+                        </w:rPr>
+                        <w:t/>
+                      </w:r>
+                      <w:r>
+                        <w:rPr>
+                          <w:rFonts w:ascii="Zetta Serif Book" w:hAnsi="Zetta Serif Book"/>
+                          <w:color w:val="404040" w:themeColor="text1" w:themeTint="BF"/>
+                          <w:sz w:val="18"/>
+                          <w:szCs w:val="18"/>
+                        </w:rPr>
+                        <w:t xml:space="preserve"/>
                       </w:r>
                       <w:r>
                         <w:rPr>
@@ -3908,7 +3588,7 @@
                           <w:highlight w:val="yellow"/>
                           <w:u w:val="single"/>
                         </w:rPr>
-                        <w:t>1</w:t>
+                        <w:t/>
                       </w:r>
                       <w:r>
                         <w:rPr>
@@ -3919,7 +3599,7 @@
                           <w:highlight w:val="yellow"/>
                           <w:u w:val="single"/>
                         </w:rPr>
-                        <w:t xml:space="preserve"> </w:t>
+                        <w:t xml:space="preserve"/>
                       </w:r>
                       <w:r>
                         <w:rPr>
@@ -3930,7 +3610,7 @@
                           <w:highlight w:val="yellow"/>
                           <w:u w:val="single"/>
                         </w:rPr>
-                        <w:t>mob/phase</w:t>
+                        <w:t/>
                       </w:r>
                       <w:r>
                         <w:rPr>
@@ -3939,25 +3619,25 @@
                           <w:sz w:val="17"/>
                           <w:szCs w:val="17"/>
                         </w:rPr>
-                        <w:t xml:space="preserve"> </w:t>
-                      </w:r>
-                      <w:r>
-                        <w:rPr>
-                          <w:rFonts w:ascii="Zetta Serif Book" w:hAnsi="Zetta Serif Book"/>
-                          <w:color w:val="404040" w:themeColor="text1" w:themeTint="BF"/>
-                          <w:sz w:val="18"/>
-                          <w:szCs w:val="18"/>
-                        </w:rPr>
-                        <w:t xml:space="preserve">] </w:t>
-                      </w:r>
-                      <w:r>
-                        <w:rPr>
-                          <w:rFonts w:ascii="Zetta Serif Book" w:hAnsi="Zetta Serif Book"/>
-                          <w:color w:val="404040" w:themeColor="text1" w:themeTint="BF"/>
-                          <w:sz w:val="18"/>
-                          <w:szCs w:val="18"/>
-                        </w:rPr>
-                        <w:t xml:space="preserve">Assumes </w:t>
+                        <w:t xml:space="preserve"/>
+                      </w:r>
+                      <w:r>
+                        <w:rPr>
+                          <w:rFonts w:ascii="Zetta Serif Book" w:hAnsi="Zetta Serif Book"/>
+                          <w:color w:val="404040" w:themeColor="text1" w:themeTint="BF"/>
+                          <w:sz w:val="18"/>
+                          <w:szCs w:val="18"/>
+                        </w:rPr>
+                        <w:t xml:space="preserve"/>
+                      </w:r>
+                      <w:r>
+                        <w:rPr>
+                          <w:rFonts w:ascii="Zetta Serif Book" w:hAnsi="Zetta Serif Book"/>
+                          <w:color w:val="404040" w:themeColor="text1" w:themeTint="BF"/>
+                          <w:sz w:val="18"/>
+                          <w:szCs w:val="18"/>
+                        </w:rPr>
+                        <w:t xml:space="preserve"/>
                       </w:r>
                       <w:r>
                         <w:rPr>
@@ -3968,16 +3648,16 @@
                           <w:highlight w:val="yellow"/>
                           <w:u w:val="single"/>
                         </w:rPr>
-                        <w:t>all</w:t>
-                      </w:r>
-                      <w:r>
-                        <w:rPr>
-                          <w:rFonts w:ascii="Zetta Serif Book" w:hAnsi="Zetta Serif Book"/>
-                          <w:color w:val="404040" w:themeColor="text1" w:themeTint="BF"/>
-                          <w:sz w:val="18"/>
-                          <w:szCs w:val="18"/>
-                        </w:rPr>
-                        <w:t xml:space="preserve"> areas </w:t>
+                        <w:t/>
+                      </w:r>
+                      <w:r>
+                        <w:rPr>
+                          <w:rFonts w:ascii="Zetta Serif Book" w:hAnsi="Zetta Serif Book"/>
+                          <w:color w:val="404040" w:themeColor="text1" w:themeTint="BF"/>
+                          <w:sz w:val="18"/>
+                          <w:szCs w:val="18"/>
+                        </w:rPr>
+                        <w:t xml:space="preserve"/>
                       </w:r>
                       <w:r>
                         <w:rPr>
@@ -3986,16 +3666,16 @@
                           <w:sz w:val="17"/>
                           <w:szCs w:val="17"/>
                         </w:rPr>
-                        <w:t>available at</w:t>
-                      </w:r>
-                      <w:r>
-                        <w:rPr>
-                          <w:rFonts w:ascii="Zetta Serif Book" w:hAnsi="Zetta Serif Book"/>
-                          <w:color w:val="404040" w:themeColor="text1" w:themeTint="BF"/>
-                          <w:sz w:val="18"/>
-                          <w:szCs w:val="18"/>
-                        </w:rPr>
-                        <w:t xml:space="preserve"> one time, </w:t>
+                        <w:t/>
+                      </w:r>
+                      <w:r>
+                        <w:rPr>
+                          <w:rFonts w:ascii="Zetta Serif Book" w:hAnsi="Zetta Serif Book"/>
+                          <w:color w:val="404040" w:themeColor="text1" w:themeTint="BF"/>
+                          <w:sz w:val="18"/>
+                          <w:szCs w:val="18"/>
+                        </w:rPr>
+                        <w:t xml:space="preserve"/>
                       </w:r>
                       <w:r>
                         <w:rPr>
@@ -4004,16 +3684,16 @@
                           <w:sz w:val="17"/>
                           <w:szCs w:val="17"/>
                         </w:rPr>
-                        <w:t>approx.</w:t>
-                      </w:r>
-                      <w:r>
-                        <w:rPr>
-                          <w:rFonts w:ascii="Zetta Serif Book" w:hAnsi="Zetta Serif Book"/>
-                          <w:color w:val="404040" w:themeColor="text1" w:themeTint="BF"/>
-                          <w:sz w:val="18"/>
-                          <w:szCs w:val="18"/>
-                        </w:rPr>
-                        <w:t xml:space="preserve"> </w:t>
+                        <w:t/>
+                      </w:r>
+                      <w:r>
+                        <w:rPr>
+                          <w:rFonts w:ascii="Zetta Serif Book" w:hAnsi="Zetta Serif Book"/>
+                          <w:color w:val="404040" w:themeColor="text1" w:themeTint="BF"/>
+                          <w:sz w:val="18"/>
+                          <w:szCs w:val="18"/>
+                        </w:rPr>
+                        <w:t xml:space="preserve"/>
                       </w:r>
                       <w:r>
                         <w:rPr>
@@ -4023,16 +3703,16 @@
                           <w:szCs w:val="18"/>
                           <w:highlight w:val="yellow"/>
                         </w:rPr>
-                        <w:t>1week</w:t>
-                      </w:r>
-                      <w:r>
-                        <w:rPr>
-                          <w:rFonts w:ascii="Zetta Serif Book" w:hAnsi="Zetta Serif Book"/>
-                          <w:color w:val="404040" w:themeColor="text1" w:themeTint="BF"/>
-                          <w:sz w:val="18"/>
-                          <w:szCs w:val="18"/>
-                        </w:rPr>
-                        <w:t xml:space="preserve"> </w:t>
+                        <w:t/>
+                      </w:r>
+                      <w:r>
+                        <w:rPr>
+                          <w:rFonts w:ascii="Zetta Serif Book" w:hAnsi="Zetta Serif Book"/>
+                          <w:color w:val="404040" w:themeColor="text1" w:themeTint="BF"/>
+                          <w:sz w:val="18"/>
+                          <w:szCs w:val="18"/>
+                        </w:rPr>
+                        <w:t xml:space="preserve"/>
                       </w:r>
                       <w:r>
                         <w:rPr>
@@ -4041,7 +3721,7 @@
                           <w:sz w:val="17"/>
                           <w:szCs w:val="17"/>
                         </w:rPr>
-                        <w:t>to</w:t>
+                        <w:t/>
                       </w:r>
                       <w:r>
                         <w:rPr>
@@ -4050,7 +3730,7 @@
                           <w:sz w:val="17"/>
                           <w:szCs w:val="17"/>
                         </w:rPr>
-                        <w:t xml:space="preserve"> complete full scope</w:t>
+                        <w:t xml:space="preserve"/>
                       </w:r>
                     </w:p>
                     <w:p>
@@ -4088,25 +3768,25 @@
                           <w:sz w:val="18"/>
                           <w:szCs w:val="18"/>
                         </w:rPr>
-                        <w:t xml:space="preserve"> </w:t>
-                      </w:r>
-                      <w:r>
-                        <w:rPr>
-                          <w:rFonts w:ascii="Zetta Serif Book" w:hAnsi="Zetta Serif Book"/>
-                          <w:color w:val="404040" w:themeColor="text1" w:themeTint="BF"/>
-                          <w:sz w:val="18"/>
-                          <w:szCs w:val="18"/>
-                        </w:rPr>
-                        <w:t xml:space="preserve">Cove </w:t>
-                      </w:r>
-                      <w:r>
-                        <w:rPr>
-                          <w:rFonts w:ascii="Zetta Serif Book" w:hAnsi="Zetta Serif Book"/>
-                          <w:color w:val="404040" w:themeColor="text1" w:themeTint="BF"/>
-                          <w:sz w:val="18"/>
-                          <w:szCs w:val="18"/>
-                        </w:rPr>
-                        <w:t xml:space="preserve">Base, Dye, Demo </w:t>
+                        <w:t xml:space="preserve"> {{exclusions}}</w:t>
+                      </w:r>
+                      <w:r>
+                        <w:rPr>
+                          <w:rFonts w:ascii="Zetta Serif Book" w:hAnsi="Zetta Serif Book"/>
+                          <w:color w:val="404040" w:themeColor="text1" w:themeTint="BF"/>
+                          <w:sz w:val="18"/>
+                          <w:szCs w:val="18"/>
+                        </w:rPr>
+                        <w:t xml:space="preserve"/>
+                      </w:r>
+                      <w:r>
+                        <w:rPr>
+                          <w:rFonts w:ascii="Zetta Serif Book" w:hAnsi="Zetta Serif Book"/>
+                          <w:color w:val="404040" w:themeColor="text1" w:themeTint="BF"/>
+                          <w:sz w:val="18"/>
+                          <w:szCs w:val="18"/>
+                        </w:rPr>
+                        <w:t xml:space="preserve"/>
                       </w:r>
                       <w:r>
                         <w:rPr>
@@ -4115,7 +3795,7 @@
                           <w:sz w:val="17"/>
                           <w:szCs w:val="17"/>
                         </w:rPr>
-                        <w:t>of Existing Floor/Glue/Etc.</w:t>
+                        <w:t/>
                       </w:r>
                       <w:r>
                         <w:rPr>
@@ -4126,7 +3806,7 @@
                           <w:sz w:val="18"/>
                           <w:szCs w:val="18"/>
                         </w:rPr>
-                        <w:t xml:space="preserve"> </w:t>
+                        <w:t xml:space="preserve"/>
                       </w:r>
                       <w:r>
                         <w:rPr>
@@ -4137,7 +3817,7 @@
                           <w:sz w:val="18"/>
                           <w:szCs w:val="18"/>
                         </w:rPr>
-                        <w:t>(</w:t>
+                        <w:t/>
                       </w:r>
                       <w:r>
                         <w:rPr>
@@ -4149,7 +3829,7 @@
                           <w:szCs w:val="16"/>
                           <w:highlight w:val="green"/>
                         </w:rPr>
-                        <w:t>new slab</w:t>
+                        <w:t/>
                       </w:r>
                       <w:r>
                         <w:rPr>
@@ -4160,25 +3840,25 @@
                           <w:sz w:val="18"/>
                           <w:szCs w:val="18"/>
                         </w:rPr>
-                        <w:t>)</w:t>
-                      </w:r>
-                      <w:r>
-                        <w:rPr>
-                          <w:rFonts w:ascii="Zetta Serif Book" w:hAnsi="Zetta Serif Book"/>
-                          <w:color w:val="404040" w:themeColor="text1" w:themeTint="BF"/>
-                          <w:sz w:val="18"/>
-                          <w:szCs w:val="18"/>
-                        </w:rPr>
-                        <w:t xml:space="preserve">, Excessive Patching </w:t>
-                      </w:r>
-                      <w:r>
-                        <w:rPr>
-                          <w:rFonts w:ascii="Zetta Serif Book" w:hAnsi="Zetta Serif Book"/>
-                          <w:color w:val="404040" w:themeColor="text1" w:themeTint="BF"/>
-                          <w:sz w:val="18"/>
-                          <w:szCs w:val="18"/>
-                        </w:rPr>
-                        <w:t>(</w:t>
+                        <w:t/>
+                      </w:r>
+                      <w:r>
+                        <w:rPr>
+                          <w:rFonts w:ascii="Zetta Serif Book" w:hAnsi="Zetta Serif Book"/>
+                          <w:color w:val="404040" w:themeColor="text1" w:themeTint="BF"/>
+                          <w:sz w:val="18"/>
+                          <w:szCs w:val="18"/>
+                        </w:rPr>
+                        <w:t xml:space="preserve"/>
+                      </w:r>
+                      <w:r>
+                        <w:rPr>
+                          <w:rFonts w:ascii="Zetta Serif Book" w:hAnsi="Zetta Serif Book"/>
+                          <w:color w:val="404040" w:themeColor="text1" w:themeTint="BF"/>
+                          <w:sz w:val="18"/>
+                          <w:szCs w:val="18"/>
+                        </w:rPr>
+                        <w:t/>
                       </w:r>
                       <w:r>
                         <w:rPr>
@@ -4187,7 +3867,7 @@
                           <w:sz w:val="16"/>
                           <w:szCs w:val="16"/>
                         </w:rPr>
-                        <w:t xml:space="preserve">no more than 1 bag per 1,000 sf, </w:t>
+                        <w:t xml:space="preserve"/>
                       </w:r>
                       <w:r>
                         <w:rPr>
@@ -4196,25 +3876,25 @@
                           <w:sz w:val="16"/>
                           <w:szCs w:val="16"/>
                         </w:rPr>
-                        <w:t>see exclusion detail below*</w:t>
-                      </w:r>
-                      <w:r>
-                        <w:rPr>
-                          <w:rFonts w:ascii="Zetta Serif Book" w:hAnsi="Zetta Serif Book"/>
-                          <w:color w:val="404040" w:themeColor="text1" w:themeTint="BF"/>
-                          <w:sz w:val="18"/>
-                          <w:szCs w:val="18"/>
-                        </w:rPr>
-                        <w:t>)</w:t>
-                      </w:r>
-                      <w:r>
-                        <w:rPr>
-                          <w:rFonts w:ascii="Zetta Serif Book" w:hAnsi="Zetta Serif Book"/>
-                          <w:color w:val="404040" w:themeColor="text1" w:themeTint="BF"/>
-                          <w:sz w:val="18"/>
-                          <w:szCs w:val="18"/>
-                        </w:rPr>
-                        <w:t xml:space="preserve">, </w:t>
+                        <w:t/>
+                      </w:r>
+                      <w:r>
+                        <w:rPr>
+                          <w:rFonts w:ascii="Zetta Serif Book" w:hAnsi="Zetta Serif Book"/>
+                          <w:color w:val="404040" w:themeColor="text1" w:themeTint="BF"/>
+                          <w:sz w:val="18"/>
+                          <w:szCs w:val="18"/>
+                        </w:rPr>
+                        <w:t/>
+                      </w:r>
+                      <w:r>
+                        <w:rPr>
+                          <w:rFonts w:ascii="Zetta Serif Book" w:hAnsi="Zetta Serif Book"/>
+                          <w:color w:val="404040" w:themeColor="text1" w:themeTint="BF"/>
+                          <w:sz w:val="18"/>
+                          <w:szCs w:val="18"/>
+                        </w:rPr>
+                        <w:t xml:space="preserve"/>
                       </w:r>
                       <w:r>
                         <w:rPr>
@@ -4224,7 +3904,7 @@
                           <w:szCs w:val="18"/>
                           <w:highlight w:val="cyan"/>
                         </w:rPr>
-                        <w:t xml:space="preserve">Removal of Existing </w:t>
+                        <w:t xml:space="preserve"/>
                       </w:r>
                       <w:r>
                         <w:rPr>
@@ -4234,7 +3914,7 @@
                           <w:szCs w:val="18"/>
                           <w:highlight w:val="cyan"/>
                         </w:rPr>
-                        <w:t>Joint Filler (</w:t>
+                        <w:t/>
                       </w:r>
                       <w:r>
                         <w:rPr>
@@ -4244,7 +3924,7 @@
                           <w:szCs w:val="16"/>
                           <w:highlight w:val="cyan"/>
                         </w:rPr>
-                        <w:t>if any</w:t>
+                        <w:t/>
                       </w:r>
                       <w:r>
                         <w:rPr>
@@ -4254,16 +3934,16 @@
                           <w:szCs w:val="18"/>
                           <w:highlight w:val="cyan"/>
                         </w:rPr>
-                        <w:t>)</w:t>
-                      </w:r>
-                      <w:r>
-                        <w:rPr>
-                          <w:rFonts w:ascii="Zetta Serif Book" w:hAnsi="Zetta Serif Book"/>
-                          <w:color w:val="404040" w:themeColor="text1" w:themeTint="BF"/>
-                          <w:sz w:val="18"/>
-                          <w:szCs w:val="18"/>
-                        </w:rPr>
-                        <w:t xml:space="preserve">, </w:t>
+                        <w:t/>
+                      </w:r>
+                      <w:r>
+                        <w:rPr>
+                          <w:rFonts w:ascii="Zetta Serif Book" w:hAnsi="Zetta Serif Book"/>
+                          <w:color w:val="404040" w:themeColor="text1" w:themeTint="BF"/>
+                          <w:sz w:val="18"/>
+                          <w:szCs w:val="18"/>
+                        </w:rPr>
+                        <w:t xml:space="preserve"/>
                       </w:r>
                       <w:r>
                         <w:rPr>
@@ -4273,7 +3953,7 @@
                           <w:szCs w:val="18"/>
                           <w:highlight w:val="yellow"/>
                         </w:rPr>
-                        <w:t>Nights &amp; Weekends</w:t>
+                        <w:t/>
                       </w:r>
                     </w:p>
                     <w:p>

--- a/backend/templates/GC/xx TREADWELL POLISH PROPOSAL - xx.docx
+++ b/backend/templates/GC/xx TREADWELL POLISH PROPOSAL - xx.docx
@@ -4311,7 +4311,7 @@
                                 <w:sz w:val="20"/>
                                 <w:szCs w:val="20"/>
                               </w:rPr>
-                              <w:t xml:space="preserve">{{base_bid_formatted}} – Polished Concrete &amp;amp; Joint Filler as described above {{base_tax_phrase}}</w:t>
+                              <w:t xml:space="preserve">{{base_bid_formatted}} – Polished Concrete &amp; Joint Filler as described above {{base_tax_phrase}}</w:t>
                             </w:r>
                             <w:r>
                               <w:rPr>
@@ -5251,7 +5251,7 @@
                           <w:sz w:val="20"/>
                           <w:szCs w:val="20"/>
                         </w:rPr>
-                        <w:t xml:space="preserve">{{base_bid_formatted}} – Polished Concrete &amp;amp; Joint Filler as described above {{base_tax_phrase}}</w:t>
+                        <w:t xml:space="preserve">{{base_bid_formatted}} – Polished Concrete &amp; Joint Filler as described above {{base_tax_phrase}}</w:t>
                       </w:r>
                       <w:r>
                         <w:rPr>
